--- a/docs/Rapport_de_Stage_Milan_Loi.docx
+++ b/docs/Rapport_de_Stage_Milan_Loi.docx
@@ -18,13 +18,22 @@
       </w:r>
     </w:p>
     <w:p>
-      <w:r>
-        <w:br w:type="page"/>
-      </w:r>
+      <w:pPr>
+        <w:spacing w:line="240" w:lineRule="auto" w:after="120"/>
+        <w:jc w:val="both"/>
+      </w:pPr>
+      <w:r/>
+      <w:r>
+        <w:rPr>
+          <w:b/>
+        </w:rPr>
+        <w:t>MENTION : CONFIDENTIEL</w:t>
+      </w:r>
+      <w:r/>
     </w:p>
     <w:p>
       <w:pPr>
-        <w:spacing w:line="276" w:lineRule="auto" w:after="120"/>
+        <w:spacing w:line="240" w:lineRule="auto" w:after="120"/>
         <w:jc w:val="both"/>
       </w:pPr>
       <w:r/>
@@ -35,12 +44,12 @@
         <w:t>Type d'expérience professionnelle</w:t>
       </w:r>
       <w:r>
-        <w:t xml:space="preserve"> : Stage de fin de deuxième année de Bachelor Universitaire de Technologie (BUT) Informatique</w:t>
+        <w:t xml:space="preserve"> : Stage de fin de deuxième année</w:t>
       </w:r>
     </w:p>
     <w:p>
       <w:pPr>
-        <w:spacing w:line="276" w:lineRule="auto" w:after="120"/>
+        <w:spacing w:line="240" w:lineRule="auto" w:after="120"/>
         <w:jc w:val="both"/>
       </w:pPr>
       <w:r/>
@@ -48,15 +57,31 @@
         <w:rPr>
           <w:b/>
         </w:rPr>
-        <w:t>Spécialité</w:t>
-      </w:r>
-      <w:r>
-        <w:t xml:space="preserve"> : Réalisation d'applications : conception, développement, validation</w:t>
+        <w:t>Diplôme préparé</w:t>
+      </w:r>
+      <w:r>
+        <w:t xml:space="preserve"> : Bachelor Universitaire de Technologie (BUT) Informatique</w:t>
       </w:r>
     </w:p>
     <w:p>
       <w:pPr>
-        <w:spacing w:line="276" w:lineRule="auto" w:after="120"/>
+        <w:spacing w:line="240" w:lineRule="auto" w:after="120"/>
+        <w:jc w:val="both"/>
+      </w:pPr>
+      <w:r/>
+      <w:r>
+        <w:rPr>
+          <w:b/>
+        </w:rPr>
+        <w:t>Parcours</w:t>
+      </w:r>
+      <w:r>
+        <w:t xml:space="preserve"> : Réalisation d'applications : conception, développement, validation</w:t>
+      </w:r>
+    </w:p>
+    <w:p>
+      <w:pPr>
+        <w:spacing w:line="240" w:lineRule="auto" w:after="120"/>
         <w:jc w:val="both"/>
       </w:pPr>
       <w:r/>
@@ -72,7 +97,7 @@
     </w:p>
     <w:p>
       <w:pPr>
-        <w:spacing w:line="276" w:lineRule="auto" w:after="120"/>
+        <w:spacing w:line="240" w:lineRule="auto" w:after="120"/>
         <w:jc w:val="both"/>
       </w:pPr>
       <w:r/>
@@ -88,7 +113,50 @@
     </w:p>
     <w:p>
       <w:pPr>
-        <w:spacing w:line="276" w:lineRule="auto" w:after="120"/>
+        <w:spacing w:line="240" w:lineRule="auto" w:after="120"/>
+        <w:jc w:val="both"/>
+      </w:pPr>
+      <w:r/>
+      <w:r>
+        <w:rPr>
+          <w:b/>
+        </w:rPr>
+        <w:t>Établissement universitaire</w:t>
+      </w:r>
+      <w:r>
+        <w:t xml:space="preserve"> :</w:t>
+      </w:r>
+    </w:p>
+    <w:p>
+      <w:pPr>
+        <w:spacing w:line="240" w:lineRule="auto" w:after="120"/>
+        <w:jc w:val="both"/>
+      </w:pPr>
+      <w:r>
+        <w:t>IUT de Limoges - Université de Limoges</w:t>
+      </w:r>
+    </w:p>
+    <w:p>
+      <w:pPr>
+        <w:spacing w:line="240" w:lineRule="auto" w:after="120"/>
+        <w:jc w:val="both"/>
+      </w:pPr>
+      <w:r>
+        <w:t>Département Informatique</w:t>
+      </w:r>
+    </w:p>
+    <w:p>
+      <w:pPr>
+        <w:spacing w:line="240" w:lineRule="auto" w:after="120"/>
+        <w:jc w:val="both"/>
+      </w:pPr>
+      <w:r>
+        <w:t>Allée André Maurois, 87065 Limoges, France</w:t>
+      </w:r>
+    </w:p>
+    <w:p>
+      <w:pPr>
+        <w:spacing w:line="240" w:lineRule="auto" w:after="120"/>
         <w:jc w:val="both"/>
       </w:pPr>
       <w:r/>
@@ -104,7 +172,7 @@
     </w:p>
     <w:p>
       <w:pPr>
-        <w:spacing w:line="276" w:lineRule="auto" w:after="120"/>
+        <w:spacing w:line="240" w:lineRule="auto" w:after="120"/>
         <w:jc w:val="both"/>
       </w:pPr>
       <w:r>
@@ -113,7 +181,7 @@
     </w:p>
     <w:p>
       <w:pPr>
-        <w:spacing w:line="276" w:lineRule="auto" w:after="120"/>
+        <w:spacing w:line="240" w:lineRule="auto" w:after="120"/>
         <w:jc w:val="both"/>
       </w:pPr>
       <w:r>
@@ -122,7 +190,7 @@
     </w:p>
     <w:p>
       <w:pPr>
-        <w:spacing w:line="276" w:lineRule="auto" w:after="120"/>
+        <w:spacing w:line="240" w:lineRule="auto" w:after="120"/>
         <w:jc w:val="both"/>
       </w:pPr>
       <w:r>
@@ -131,7 +199,7 @@
     </w:p>
     <w:p>
       <w:pPr>
-        <w:spacing w:line="276" w:lineRule="auto" w:after="120"/>
+        <w:spacing w:line="240" w:lineRule="auto" w:after="120"/>
         <w:jc w:val="both"/>
       </w:pPr>
       <w:r/>
@@ -139,15 +207,15 @@
         <w:rPr>
           <w:b/>
         </w:rPr>
-        <w:t>Tuteur en entreprise</w:t>
-      </w:r>
-      <w:r>
-        <w:t xml:space="preserve"> : Dr. John Smith, Senior Research Fellow in Natural Language Processing &amp; Data Science</w:t>
+        <w:t>Tutrice en entreprise</w:t>
+      </w:r>
+      <w:r>
+        <w:t xml:space="preserve"> : Dr. Shahana Bano, Lecturer in the School of Computing Science and Digital Media (RGU)</w:t>
       </w:r>
     </w:p>
     <w:p>
       <w:pPr>
-        <w:spacing w:line="276" w:lineRule="auto" w:after="120"/>
+        <w:spacing w:line="240" w:lineRule="auto" w:after="120"/>
         <w:jc w:val="both"/>
       </w:pPr>
       <w:r/>
@@ -158,12 +226,111 @@
         <w:t>Tuteur pédagogique</w:t>
       </w:r>
       <w:r>
-        <w:t xml:space="preserve"> : M. Jean-Marc Garcia, Enseignant-Chercheur en Informatique à l'IUT</w:t>
+        <w:t xml:space="preserve"> : M. Jean-Marc Garcia, Enseignant-Chercheur en Informatique à l'IUT de Limoges</w:t>
       </w:r>
     </w:p>
     <w:p>
       <w:r>
         <w:br w:type="page"/>
+      </w:r>
+    </w:p>
+    <w:p>
+      <w:pPr>
+        <w:spacing w:before="240" w:after="120"/>
+      </w:pPr>
+      <w:r>
+        <w:rPr>
+          <w:rFonts w:ascii="Calibri" w:hAnsi="Calibri"/>
+          <w:b/>
+          <w:color w:val="3B82F6"/>
+          <w:sz w:val="36"/>
+        </w:rPr>
+        <w:t>REMERCIEMENTS</w:t>
+      </w:r>
+    </w:p>
+    <w:p>
+      <w:pPr>
+        <w:spacing w:line="240" w:lineRule="auto" w:after="120"/>
+        <w:jc w:val="both"/>
+      </w:pPr>
+      <w:r>
+        <w:t>Je tiens à exprimer ma profonde gratitude à l'ensemble des personnes qui ont contribué au bon déroulement et à la réussite de ce stage de deuxième année de BUT Informatique au sein de la Robert Gordon University (RGU).</w:t>
+      </w:r>
+    </w:p>
+    <w:p>
+      <w:pPr>
+        <w:spacing w:line="240" w:lineRule="auto" w:after="120"/>
+        <w:jc w:val="both"/>
+      </w:pPr>
+      <w:r>
+        <w:t>Tout d'abord, je remercie chaleureusement ma tutrice en entreprise, la Dr. Shahana Bano, enseignante-chercheuse au sein de la School of Computing Science and Digital Media de RGU. Ses précieux conseils, son expertise scientifique en traitement automatique du langage naturel (NLP), en apprentissage automatique et en cybersécurité, ainsi que sa rigueur méthodologique m'ont guidé tout au long de ces dix semaines de recherche et de développement. Je la remercie également pour son accueil et pour m'avoir intégré au sein des projets de recherche de l'université.</w:t>
+      </w:r>
+    </w:p>
+    <w:p>
+      <w:pPr>
+        <w:spacing w:line="240" w:lineRule="auto" w:after="120"/>
+        <w:jc w:val="both"/>
+      </w:pPr>
+      <w:r>
+        <w:t>Je tiens également à remercier mon tuteur pédagogique, M. Jean-Marc Garcia, enseignant-chercheur à l'IUT, pour son accompagnement, sa disponibilité et son suivi attentif depuis la recherche de ce stage jusqu'à la phase finale de rédaction de ce rapport. Ses conseils administratifs et académiques ont été essentiels pour structurer mon travail conformément aux exigences universitaires.</w:t>
+      </w:r>
+    </w:p>
+    <w:p>
+      <w:pPr>
+        <w:spacing w:line="240" w:lineRule="auto" w:after="120"/>
+        <w:jc w:val="both"/>
+      </w:pPr>
+      <w:r>
+        <w:t>Enfin, je remercie mes collègues de la School of Computing de RGU, ainsi que l'ensemble du personnel de l'IUT de m'avoir fourni les ressources matérielles, logicielles et pédagogiques indispensables à la réalisation de ce travail de recherche et de développement.</w:t>
+      </w:r>
+    </w:p>
+    <w:p>
+      <w:r>
+        <w:br w:type="page"/>
+      </w:r>
+    </w:p>
+    <w:p>
+      <w:pPr>
+        <w:spacing w:before="240" w:after="120"/>
+      </w:pPr>
+      <w:r>
+        <w:rPr>
+          <w:rFonts w:ascii="Calibri" w:hAnsi="Calibri"/>
+          <w:b/>
+          <w:color w:val="3B82F6"/>
+          <w:sz w:val="36"/>
+        </w:rPr>
+        <w:t>SOMMAIRE</w:t>
+      </w:r>
+    </w:p>
+    <w:p>
+      <w:pPr>
+        <w:spacing w:after="240"/>
+      </w:pPr>
+      <w:r>
+        <w:fldChar w:fldCharType="begin"/>
+        <w:instrText xml:space="preserve">TOC \o "1-3" \h \z \u</w:instrText>
+        <w:fldChar w:fldCharType="separate"/>
+        <w:fldChar w:fldCharType="end"/>
+      </w:r>
+    </w:p>
+    <w:p>
+      <w:r>
+        <w:br w:type="page"/>
+      </w:r>
+    </w:p>
+    <w:p>
+      <w:pPr>
+        <w:spacing w:before="240" w:after="120"/>
+      </w:pPr>
+      <w:r>
+        <w:rPr>
+          <w:rFonts w:ascii="Calibri" w:hAnsi="Calibri"/>
+          <w:b/>
+          <w:color w:val="3B82F6"/>
+          <w:sz w:val="36"/>
+        </w:rPr>
+        <w:t>1. INTRODUCTION</w:t>
       </w:r>
     </w:p>
     <w:p>
@@ -177,48 +344,16 @@
           <w:color w:val="3B82F6"/>
           <w:sz w:val="28"/>
         </w:rPr>
-        <w:t>REMERCIEMENTS</w:t>
+        <w:t>1.1. Accroche et Données Chiffrées sur la Polarisation</w:t>
       </w:r>
     </w:p>
     <w:p>
       <w:pPr>
-        <w:spacing w:line="276" w:lineRule="auto" w:after="120"/>
+        <w:spacing w:line="240" w:lineRule="auto" w:after="120"/>
         <w:jc w:val="both"/>
       </w:pPr>
       <w:r>
-        <w:t>Je tiens à exprimer ma profonde gratitude à l'ensemble des personnes qui ont contribué au bon déroulement et à la réussite de ce stage de deuxième année de BUT Informatique au sein de la Robert Gordon University (RGU).</w:t>
-      </w:r>
-    </w:p>
-    <w:p>
-      <w:pPr>
-        <w:spacing w:line="276" w:lineRule="auto" w:after="120"/>
-        <w:jc w:val="both"/>
-      </w:pPr>
-      <w:r>
-        <w:t>Tout d'abord, je remercie chaleureusement mon tuteur en entreprise, le Dr. John Smith, chercheur au sein de la School of Computing Science and Digital Media de RGU. Ses précieux conseils, son expertise scientifique en traitement automatique du langage naturel (NLP) et en analyse de réseaux, ainsi que sa rigueur méthodologique m'ont guidé tout au long de ces dix semaines de recherche et de développement. Je le remercie également pour son accueil et pour m'avoir intégré au sein des projets de recherche de l'université.</w:t>
-      </w:r>
-    </w:p>
-    <w:p>
-      <w:pPr>
-        <w:spacing w:line="276" w:lineRule="auto" w:after="120"/>
-        <w:jc w:val="both"/>
-      </w:pPr>
-      <w:r>
-        <w:t>Je tiens également à remercier mon tuteur pédagogique, M. Jean-Marc Garcia, enseignant-chercheur à l'IUT, pour son accompagnement, sa disponibilité et son suivi attentif depuis la recherche de ce stage jusqu'à la phase finale de rédaction de ce rapport. Ses conseils administratifs et académiques ont été essentiels pour structurer mon travail conformément aux exigences universitaires.</w:t>
-      </w:r>
-    </w:p>
-    <w:p>
-      <w:pPr>
-        <w:spacing w:line="276" w:lineRule="auto" w:after="120"/>
-        <w:jc w:val="both"/>
-      </w:pPr>
-      <w:r>
-        <w:t>Enfin, je remercie mes collègues de la School of Computing de RGU, ainsi que l'ensemble du personnel de l'IUT de m'avoir fourni les ressources matérielles, logicielles et pédagogiques indispensables à la réalisation de ce travail de recherche et de développement.</w:t>
-      </w:r>
-    </w:p>
-    <w:p>
-      <w:r>
-        <w:br w:type="page"/>
+        <w:t>L'augmentation continue de la polarisation idéologique et de la toxicité en ligne constitue l'un des défis sociétaux et technologiques majeurs de la décennie en cours. Selon des études récentes en sociologie computationnelle, l'adoption croissante de structures algorithmiques favorisant l'engagement utilisateur a provoqué une augmentation exponentielle des interactions basées sur le conflit. Les débats en ligne sur des sujets d'actualité sensibles voient leurs structures d'échanges se fragmenter. L'opposition rhétorique entre groupes distants, souvent qualifiée de dynamique tribaliste ou mécanique "Nous contre Eux" (In-group vs Out-group), s'est accentuée. Des indicateurs quantitatifs montrent que plus de 65 % des échanges en ligne autour de débats électoraux ou géopolitiques se concentrent au sein de chambres d'écho hermétiques, où la probabilité de rencontrer un point de vue discordant est inférieure à 5 %. Cette isolation cognitive s'accompagne d'une hausse mesurable de la toxicité verbale, rendant les outils d'analyse automatique indispensables pour modéliser ces structures complexes.</w:t>
       </w:r>
     </w:p>
     <w:p>
@@ -232,384 +367,16 @@
           <w:color w:val="3B82F6"/>
           <w:sz w:val="28"/>
         </w:rPr>
-        <w:t>SOMMAIRE</w:t>
+        <w:t>1.2. Contexte du Stage à Robert Gordon University</w:t>
       </w:r>
     </w:p>
     <w:p>
       <w:pPr>
-        <w:spacing w:line="276" w:lineRule="auto" w:after="120"/>
-        <w:ind w:left="576"/>
-      </w:pPr>
-      <w:r>
-        <w:rPr>
-          <w:b/>
-        </w:rPr>
-        <w:t xml:space="preserve">1.  </w:t>
-      </w:r>
-      <w:r>
-        <w:t>INTRODUCTION</w:t>
-      </w:r>
-    </w:p>
-    <w:p>
-      <w:pPr>
-        <w:spacing w:line="276" w:lineRule="auto" w:after="120"/>
+        <w:spacing w:line="240" w:lineRule="auto" w:after="120"/>
         <w:jc w:val="both"/>
       </w:pPr>
       <w:r>
-        <w:t>1.1. Accroche et Données Chiffrées sur la Polarisation</w:t>
-      </w:r>
-    </w:p>
-    <w:p>
-      <w:pPr>
-        <w:spacing w:line="276" w:lineRule="auto" w:after="120"/>
-        <w:jc w:val="both"/>
-      </w:pPr>
-      <w:r>
-        <w:t>1.2. Contexte du Stage à Robert Gordon University</w:t>
-      </w:r>
-    </w:p>
-    <w:p>
-      <w:pPr>
-        <w:spacing w:line="276" w:lineRule="auto" w:after="120"/>
-        <w:jc w:val="both"/>
-      </w:pPr>
-      <w:r>
-        <w:t>1.3. Problématique Académique</w:t>
-      </w:r>
-    </w:p>
-    <w:p>
-      <w:pPr>
-        <w:spacing w:line="276" w:lineRule="auto" w:after="120"/>
-        <w:jc w:val="both"/>
-      </w:pPr>
-      <w:r>
-        <w:t>1.4. Annonce du Plan du Rapport</w:t>
-      </w:r>
-    </w:p>
-    <w:p>
-      <w:pPr>
-        <w:spacing w:line="276" w:lineRule="auto" w:after="120"/>
-        <w:ind w:left="576"/>
-      </w:pPr>
-      <w:r>
-        <w:rPr>
-          <w:b/>
-        </w:rPr>
-        <w:t xml:space="preserve">2.  </w:t>
-      </w:r>
-      <w:r>
-        <w:t>PRÉSENTATION DE L'ORGANISME D'ACCUEIL</w:t>
-      </w:r>
-    </w:p>
-    <w:p>
-      <w:pPr>
-        <w:spacing w:line="276" w:lineRule="auto" w:after="120"/>
-        <w:jc w:val="both"/>
-      </w:pPr>
-      <w:r>
-        <w:t>2.1. Intégration dans la Structure d'Accueil</w:t>
-      </w:r>
-    </w:p>
-    <w:p>
-      <w:pPr>
-        <w:spacing w:line="276" w:lineRule="auto" w:after="120"/>
-        <w:jc w:val="both"/>
-      </w:pPr>
-      <w:r>
-        <w:t>2.2. Service Informatique et Équipe de Recherche</w:t>
-      </w:r>
-    </w:p>
-    <w:p>
-      <w:pPr>
-        <w:spacing w:line="276" w:lineRule="auto" w:after="120"/>
-        <w:jc w:val="both"/>
-      </w:pPr>
-      <w:r>
-        <w:t>2.3. Besoins de Recherche et État de l'Existant</w:t>
-      </w:r>
-    </w:p>
-    <w:p>
-      <w:pPr>
-        <w:spacing w:line="276" w:lineRule="auto" w:after="120"/>
-        <w:ind w:left="576"/>
-      </w:pPr>
-      <w:r>
-        <w:rPr>
-          <w:b/>
-        </w:rPr>
-        <w:t xml:space="preserve">3.  </w:t>
-      </w:r>
-      <w:r>
-        <w:t>CORPS DU RAPPORT : CONCEPTION ET COMPARAISON DES SOLUTIONS</w:t>
-      </w:r>
-    </w:p>
-    <w:p>
-      <w:pPr>
-        <w:spacing w:line="276" w:lineRule="auto" w:after="120"/>
-        <w:jc w:val="both"/>
-      </w:pPr>
-      <w:r>
-        <w:t>3.1. Analyse et Comparatifs Techniques des Solutions Possibles</w:t>
-      </w:r>
-    </w:p>
-    <w:p>
-      <w:pPr>
-        <w:spacing w:line="276" w:lineRule="auto" w:after="120"/>
-        <w:jc w:val="both"/>
-      </w:pPr>
-      <w:r>
-        <w:t>3.1.1. Acquisition des Données : APIs Natives vs Datasets Académiques</w:t>
-      </w:r>
-    </w:p>
-    <w:p>
-      <w:pPr>
-        <w:spacing w:line="276" w:lineRule="auto" w:after="120"/>
-        <w:jc w:val="both"/>
-      </w:pPr>
-      <w:r>
-        <w:t>3.1.2. Évaluation Discursive : Lexique Basique vs Modèles d'Apprentissage Profond Contextuels</w:t>
-      </w:r>
-    </w:p>
-    <w:p>
-      <w:pPr>
-        <w:spacing w:line="276" w:lineRule="auto" w:after="120"/>
-        <w:jc w:val="both"/>
-      </w:pPr>
-      <w:r>
-        <w:t>3.1.3. Analyse Structurelle : Graphes de Co-occurrence vs Graphes d'Interactions Cross-Platform</w:t>
-      </w:r>
-    </w:p>
-    <w:p>
-      <w:pPr>
-        <w:spacing w:line="276" w:lineRule="auto" w:after="120"/>
-        <w:jc w:val="both"/>
-      </w:pPr>
-      <w:r>
-        <w:t>3.1.4. Visualisation : Streamlit vs Applications Web Javascript Classiques</w:t>
-      </w:r>
-    </w:p>
-    <w:p>
-      <w:pPr>
-        <w:spacing w:line="276" w:lineRule="auto" w:after="120"/>
-        <w:jc w:val="both"/>
-      </w:pPr>
-      <w:r>
-        <w:t>3.2. Justification des Outils, Technologies et Choix Techniques</w:t>
-      </w:r>
-    </w:p>
-    <w:p>
-      <w:pPr>
-        <w:spacing w:line="276" w:lineRule="auto" w:after="120"/>
-        <w:jc w:val="both"/>
-      </w:pPr>
-      <w:r>
-        <w:t>3.3. Méthodologie de Gestion de Projet Appliquée</w:t>
-      </w:r>
-    </w:p>
-    <w:p>
-      <w:pPr>
-        <w:spacing w:line="276" w:lineRule="auto" w:after="120"/>
-        <w:ind w:left="576"/>
-      </w:pPr>
-      <w:r>
-        <w:rPr>
-          <w:b/>
-        </w:rPr>
-        <w:t xml:space="preserve">4.  </w:t>
-      </w:r>
-      <w:r>
-        <w:t>SYNTHÈSE ET RÉALISATION DU TRAVAIL</w:t>
-      </w:r>
-    </w:p>
-    <w:p>
-      <w:pPr>
-        <w:spacing w:line="276" w:lineRule="auto" w:after="120"/>
-        <w:jc w:val="both"/>
-      </w:pPr>
-      <w:r>
-        <w:t>4.1. Le Pipeline de Nettoyage et de Standardisation des Données</w:t>
-      </w:r>
-    </w:p>
-    <w:p>
-      <w:pPr>
-        <w:spacing w:line="276" w:lineRule="auto" w:after="120"/>
-        <w:jc w:val="both"/>
-      </w:pPr>
-      <w:r>
-        <w:t>4.2. Analyse Multimodale des Mèmes Politiques via CLIP</w:t>
-      </w:r>
-    </w:p>
-    <w:p>
-      <w:pPr>
-        <w:spacing w:line="276" w:lineRule="auto" w:after="120"/>
-        <w:jc w:val="both"/>
-      </w:pPr>
-      <w:r>
-        <w:t>4.3. Modélisation de Réseau Cross-Platform et Détection de Chambres d'Écho</w:t>
-      </w:r>
-    </w:p>
-    <w:p>
-      <w:pPr>
-        <w:spacing w:line="276" w:lineRule="auto" w:after="120"/>
-        <w:jc w:val="both"/>
-      </w:pPr>
-      <w:r>
-        <w:t>4.4. Formulation de l'Indice de Polarisation Discursive</w:t>
-      </w:r>
-    </w:p>
-    <w:p>
-      <w:pPr>
-        <w:spacing w:line="276" w:lineRule="auto" w:after="120"/>
-        <w:jc w:val="both"/>
-      </w:pPr>
-      <w:r>
-        <w:t>4.5. Architecture de l'Application Streamlit et Code de Personnalisation</w:t>
-      </w:r>
-    </w:p>
-    <w:p>
-      <w:pPr>
-        <w:spacing w:line="276" w:lineRule="auto" w:after="120"/>
-        <w:ind w:left="576"/>
-      </w:pPr>
-      <w:r>
-        <w:rPr>
-          <w:b/>
-        </w:rPr>
-        <w:t xml:space="preserve">5.  </w:t>
-      </w:r>
-      <w:r>
-        <w:t>CONCLUSION ET BILAN PROFESSIONNEL</w:t>
-      </w:r>
-    </w:p>
-    <w:p>
-      <w:pPr>
-        <w:spacing w:line="276" w:lineRule="auto" w:after="120"/>
-        <w:jc w:val="both"/>
-      </w:pPr>
-      <w:r>
-        <w:t>5.1. Bilan des Acquis et Réponses à la Problématique</w:t>
-      </w:r>
-    </w:p>
-    <w:p>
-      <w:pPr>
-        <w:spacing w:line="276" w:lineRule="auto" w:after="120"/>
-        <w:jc w:val="both"/>
-      </w:pPr>
-      <w:r>
-        <w:t>5.2. État d'Avancement et Perspectives de Devenir des Projets</w:t>
-      </w:r>
-    </w:p>
-    <w:p>
-      <w:pPr>
-        <w:spacing w:line="276" w:lineRule="auto" w:after="120"/>
-        <w:jc w:val="both"/>
-      </w:pPr>
-      <w:r>
-        <w:t>5.3. Retour d'Expérience et Impact sur le Projet Professionnel</w:t>
-      </w:r>
-    </w:p>
-    <w:p>
-      <w:pPr>
-        <w:spacing w:line="276" w:lineRule="auto" w:after="120"/>
-        <w:jc w:val="both"/>
-      </w:pPr>
-      <w:r>
-        <w:t>6. AUTO-ÉVALUATION DES COMPÉTENCES DU BUT INFORMATIQUE</w:t>
-      </w:r>
-    </w:p>
-    <w:p>
-      <w:pPr>
-        <w:spacing w:line="276" w:lineRule="auto" w:after="120"/>
-        <w:jc w:val="both"/>
-      </w:pPr>
-      <w:r>
-        <w:t>6.1. Compétence 1 : Réaliser un Développement</w:t>
-      </w:r>
-    </w:p>
-    <w:p>
-      <w:pPr>
-        <w:spacing w:line="276" w:lineRule="auto" w:after="120"/>
-        <w:jc w:val="both"/>
-      </w:pPr>
-      <w:r>
-        <w:t>6.2. Compétence 2 : Optimiser des Applications</w:t>
-      </w:r>
-    </w:p>
-    <w:p>
-      <w:pPr>
-        <w:spacing w:line="276" w:lineRule="auto" w:after="120"/>
-        <w:jc w:val="both"/>
-      </w:pPr>
-      <w:r>
-        <w:t>6.3. Compétence 3 : Gérer des Données</w:t>
-      </w:r>
-    </w:p>
-    <w:p>
-      <w:pPr>
-        <w:spacing w:line="276" w:lineRule="auto" w:after="120"/>
-        <w:jc w:val="both"/>
-      </w:pPr>
-      <w:r>
-        <w:t>6.4. Compétence 5 : Conduire un Projet</w:t>
-      </w:r>
-    </w:p>
-    <w:p>
-      <w:pPr>
-        <w:spacing w:line="276" w:lineRule="auto" w:after="120"/>
-        <w:jc w:val="both"/>
-      </w:pPr>
-      <w:r>
-        <w:t>7. GLOSSAIRE ET BIBLIOGRAPHIE</w:t>
-      </w:r>
-    </w:p>
-    <w:p>
-      <w:pPr>
-        <w:spacing w:line="276" w:lineRule="auto" w:after="120"/>
-        <w:jc w:val="both"/>
-      </w:pPr>
-      <w:r>
-        <w:t>7.1. Glossaire Technique</w:t>
-      </w:r>
-    </w:p>
-    <w:p>
-      <w:pPr>
-        <w:spacing w:line="276" w:lineRule="auto" w:after="120"/>
-        <w:jc w:val="both"/>
-      </w:pPr>
-      <w:r>
-        <w:t>7.2. Bibliographie Académique</w:t>
-      </w:r>
-    </w:p>
-    <w:p>
-      <w:pPr>
-        <w:spacing w:line="276" w:lineRule="auto" w:after="120"/>
-        <w:jc w:val="both"/>
-      </w:pPr>
-      <w:r>
-        <w:t>8. ANNEXES</w:t>
-      </w:r>
-    </w:p>
-    <w:p>
-      <w:pPr>
-        <w:spacing w:line="276" w:lineRule="auto" w:after="120"/>
-        <w:jc w:val="both"/>
-      </w:pPr>
-      <w:r>
-        <w:t>8.1. Annexe 1 : Matrice SWOT Professionnelle</w:t>
-      </w:r>
-    </w:p>
-    <w:p>
-      <w:pPr>
-        <w:spacing w:line="276" w:lineRule="auto" w:after="120"/>
-        <w:jc w:val="both"/>
-      </w:pPr>
-      <w:r>
-        <w:t>8.2. Annexe 2 : Déclaration d'Utilisation Responsable des Outils d'Intelligence Artificielle (Sources IA)</w:t>
-      </w:r>
-    </w:p>
-    <w:p>
-      <w:r>
-        <w:br w:type="page"/>
+        <w:t>C'est dans ce contexte académique et technologique que s'inscrit mon stage de fin de deuxième année de Bachelor Universitaire de Technologie (BUT) Informatique. D'une durée de dix semaines (du 6 avril au 12 juin 2026), ce stage s'est déroulé au sein de la School of Computing Science and Digital Media de la Robert Gordon University (RGU), située à Aberdeen, en Écosse. Intégré dans l'équipe de recherche en traitement automatique du langage naturel (NLP) et en science des données sociales sous la direction de la Dr. Shahana Bano, j'ai eu l'opportunité de concevoir et de développer un pipeline complet d'ingénierie et d'analyse de données, culminant avec la création d'un tableau de bord analytique interactif. Mon profil d'étudiant en informatique, spécialisé dans le développement logiciel, la manipulation de structures de données complexes et l'intégration de modèles pré-entraînés, correspondait directement aux exigences techniques du sujet.</w:t>
       </w:r>
     </w:p>
     <w:p>
@@ -623,86 +390,21 @@
           <w:color w:val="3B82F6"/>
           <w:sz w:val="28"/>
         </w:rPr>
-        <w:t>1. INTRODUCTION</w:t>
+        <w:t>1.3. Problématique Académique</w:t>
       </w:r>
     </w:p>
     <w:p>
-      <w:r>
-        <w:br w:type="page"/>
+      <w:pPr>
+        <w:spacing w:line="240" w:lineRule="auto" w:after="120"/>
+        <w:jc w:val="both"/>
+      </w:pPr>
+      <w:r>
+        <w:t>La problématique scientifique de ce stage a été définie comme suit :</w:t>
       </w:r>
     </w:p>
     <w:p>
       <w:pPr>
-        <w:spacing w:before="240" w:after="120"/>
-      </w:pPr>
-      <w:r>
-        <w:rPr>
-          <w:rFonts w:ascii="Calibri" w:hAnsi="Calibri"/>
-          <w:b/>
-          <w:color w:val="3B82F6"/>
-          <w:sz w:val="24"/>
-        </w:rPr>
-        <w:t>1.1. Accroche et Données Chiffrées sur la Polarisation</w:t>
-      </w:r>
-    </w:p>
-    <w:p>
-      <w:pPr>
-        <w:spacing w:line="276" w:lineRule="auto" w:after="120"/>
-        <w:jc w:val="both"/>
-      </w:pPr>
-      <w:r>
-        <w:t>L'augmentation continue de la polarisation idéologique et de la toxicité en ligne constitue l'un des défis sociétaux et technologiques majeurs de la décennie en cours. Selon des études récentes en sociologie computationnelle, l'adoption croissante de structures algorithmiques favorisant l'engagement utilisateur a provoqué une augmentation exponentielle des interactions basées sur le conflit. Les débats en ligne sur des sujets d'actualité sensibles voient leurs structures d'échanges se fragmenter. L'opposition rhétorique entre groupes distants, souvent qualifiée de dynamique tribaliste ou mécanique "Nous contre Eux" (In-group vs Out-group), s'est accentuée. Des indicateurs quantitatifs montrent que plus de 65 % des échanges en ligne autour de débats électoraux ou géopolitiques se concentrent au sein de chambres d'écho hermétiques, où la probabilité de rencontrer un point de vue discordant est inférieure à 5 %. Cette isolation cognitive s'accompagne d'une hausse mesurable de la toxicité verbale, rendant les outils d'analyse automatique indispensables pour modéliser ces structures complexes.</w:t>
-      </w:r>
-    </w:p>
-    <w:p>
-      <w:pPr>
-        <w:spacing w:before="240" w:after="120"/>
-      </w:pPr>
-      <w:r>
-        <w:rPr>
-          <w:rFonts w:ascii="Calibri" w:hAnsi="Calibri"/>
-          <w:b/>
-          <w:color w:val="3B82F6"/>
-          <w:sz w:val="24"/>
-        </w:rPr>
-        <w:t>1.2. Contexte du Stage à Robert Gordon University</w:t>
-      </w:r>
-    </w:p>
-    <w:p>
-      <w:pPr>
-        <w:spacing w:line="276" w:lineRule="auto" w:after="120"/>
-        <w:jc w:val="both"/>
-      </w:pPr>
-      <w:r>
-        <w:t>C'est dans ce contexte académique et technologique que s'inscrit mon stage de fin de deuxième année de Bachelor Universitaire de Technologie (BUT) Informatique. D'une durée de dix semaines (du 6 avril au 12 juin 2026), ce stage s'est déroulé au sein de la School of Computing Science and Digital Media de la Robert Gordon University (RGU), située à Aberdeen, en Écosse. Intégré dans l'équipe de recherche en traitement automatique du langage naturel (NLP) et en science des données sociales sous la direction du Dr. John Smith, j'ai eu l'opportunité de concevoir et de développer un pipeline complet d'ingénierie et d'analyse de données, culminant avec la création d'un tableau de bord analytique interactif. Mon profil d'étudiant en informatique, spécialisé dans le développement logiciel, la manipulation de structures de données complexes et l'intégration de modèles pré-entraînés, correspondait directement aux exigences techniques du sujet.</w:t>
-      </w:r>
-    </w:p>
-    <w:p>
-      <w:pPr>
-        <w:spacing w:before="240" w:after="120"/>
-      </w:pPr>
-      <w:r>
-        <w:rPr>
-          <w:rFonts w:ascii="Calibri" w:hAnsi="Calibri"/>
-          <w:b/>
-          <w:color w:val="3B82F6"/>
-          <w:sz w:val="24"/>
-        </w:rPr>
-        <w:t>1.3. Problématique Académique</w:t>
-      </w:r>
-    </w:p>
-    <w:p>
-      <w:pPr>
-        <w:spacing w:line="276" w:lineRule="auto" w:after="120"/>
-        <w:jc w:val="both"/>
-      </w:pPr>
-      <w:r>
-        <w:t>La problématique scientifique de ce stage a été définie comme suit :</w:t>
-      </w:r>
-    </w:p>
-    <w:p>
-      <w:pPr>
-        <w:spacing w:line="276" w:lineRule="auto" w:after="120"/>
+        <w:spacing w:line="240" w:lineRule="auto" w:after="120"/>
         <w:jc w:val="both"/>
       </w:pPr>
       <w:r/>
@@ -716,153 +418,11 @@
     </w:p>
     <w:p>
       <w:pPr>
-        <w:spacing w:line="276" w:lineRule="auto" w:after="120"/>
+        <w:spacing w:line="240" w:lineRule="auto" w:after="120"/>
         <w:jc w:val="both"/>
       </w:pPr>
       <w:r>
         <w:t>Cette problématique exige une approche pluridisciplinaire unissant le traitement automatique du langage naturel, l'apprentissage multimodal profond (image et texte), la science des réseaux complexes (SNA) et le développement d'interfaces utilisateur scientifiques haut de gamme.</w:t>
-      </w:r>
-    </w:p>
-    <w:p>
-      <w:pPr>
-        <w:spacing w:before="240" w:after="120"/>
-      </w:pPr>
-      <w:r>
-        <w:rPr>
-          <w:rFonts w:ascii="Calibri" w:hAnsi="Calibri"/>
-          <w:b/>
-          <w:color w:val="3B82F6"/>
-          <w:sz w:val="24"/>
-        </w:rPr>
-        <w:t>1.4. Annonce du Plan du Rapport</w:t>
-      </w:r>
-    </w:p>
-    <w:p>
-      <w:pPr>
-        <w:spacing w:line="276" w:lineRule="auto" w:after="120"/>
-        <w:jc w:val="both"/>
-      </w:pPr>
-      <w:r>
-        <w:t>Afin d'exposer clairement les travaux réalisés, ce rapport s'articule autour des sections suivantes :</w:t>
-      </w:r>
-    </w:p>
-    <w:p>
-      <w:pPr>
-        <w:spacing w:line="276" w:lineRule="auto" w:after="120"/>
-        <w:ind w:left="576"/>
-      </w:pPr>
-      <w:r>
-        <w:rPr>
-          <w:b/>
-        </w:rPr>
-        <w:t xml:space="preserve">•  </w:t>
-      </w:r>
-      <w:r>
-        <w:t xml:space="preserve">  La </w:t>
-      </w:r>
-      <w:r>
-        <w:rPr>
-          <w:b/>
-        </w:rPr>
-        <w:t>Présentation de l'Organisme d'Accueil</w:t>
-      </w:r>
-      <w:r>
-        <w:t xml:space="preserve"> détaillera la structure de RGU et la contextualisation de notre projet de recherche.</w:t>
-      </w:r>
-    </w:p>
-    <w:p>
-      <w:pPr>
-        <w:spacing w:line="276" w:lineRule="auto" w:after="120"/>
-        <w:ind w:left="576"/>
-      </w:pPr>
-      <w:r>
-        <w:rPr>
-          <w:b/>
-        </w:rPr>
-        <w:t xml:space="preserve">•  </w:t>
-      </w:r>
-      <w:r>
-        <w:t xml:space="preserve">  La section </w:t>
-      </w:r>
-      <w:r>
-        <w:rPr>
-          <w:b/>
-        </w:rPr>
-        <w:t>Conception et Comparaison des Solutions</w:t>
-      </w:r>
-      <w:r>
-        <w:t xml:space="preserve"> présentera les choix d'architecture technique, en comparant les approches heuristiques simples aux modèles d'IA pré-entraînés ainsi que les infrastructures de modélisation de graphes et d'interface.</w:t>
-      </w:r>
-    </w:p>
-    <w:p>
-      <w:pPr>
-        <w:spacing w:line="276" w:lineRule="auto" w:after="120"/>
-        <w:ind w:left="576"/>
-      </w:pPr>
-      <w:r>
-        <w:rPr>
-          <w:b/>
-        </w:rPr>
-        <w:t xml:space="preserve">•  </w:t>
-      </w:r>
-      <w:r>
-        <w:t xml:space="preserve">  La </w:t>
-      </w:r>
-      <w:r>
-        <w:rPr>
-          <w:b/>
-        </w:rPr>
-        <w:t>Synthèse et Réalisation du Travail</w:t>
-      </w:r>
-      <w:r>
-        <w:t xml:space="preserve"> exposera l'ingénierie du code développé, les algorithmes de détection de communautés (Louvain) et les modélisations de polarisation, appuyés par des équations et des extraits structurels.</w:t>
-      </w:r>
-    </w:p>
-    <w:p>
-      <w:pPr>
-        <w:spacing w:line="276" w:lineRule="auto" w:after="120"/>
-        <w:ind w:left="576"/>
-      </w:pPr>
-      <w:r>
-        <w:rPr>
-          <w:b/>
-        </w:rPr>
-        <w:t xml:space="preserve">•  </w:t>
-      </w:r>
-      <w:r>
-        <w:t xml:space="preserve">  Enfin, la </w:t>
-      </w:r>
-      <w:r>
-        <w:rPr>
-          <w:b/>
-        </w:rPr>
-        <w:t>Conclusion</w:t>
-      </w:r>
-      <w:r>
-        <w:t xml:space="preserve">, le </w:t>
-      </w:r>
-      <w:r>
-        <w:rPr>
-          <w:b/>
-        </w:rPr>
-        <w:t>Bilan Professionnel</w:t>
-      </w:r>
-      <w:r>
-        <w:t xml:space="preserve"> et l'</w:t>
-      </w:r>
-      <w:r>
-        <w:rPr>
-          <w:b/>
-        </w:rPr>
-        <w:t>Auto-évaluation des Compétences du BUT</w:t>
-      </w:r>
-      <w:r>
-        <w:t xml:space="preserve"> offriront un retour réflexif sur ma montée en compétences théoriques et pratiques durant ces dix semaines.</w:t>
-      </w:r>
-    </w:p>
-    <w:p>
-      <w:r>
-        <w:br w:type="page"/>
       </w:r>
     </w:p>
     <w:p>
@@ -876,7 +436,130 @@
           <w:color w:val="3B82F6"/>
           <w:sz w:val="28"/>
         </w:rPr>
-        <w:t>2. PRÉSENTATION DE L'ORGANISME D'ACCUEIL</w:t>
+        <w:t>1.4. Annonce du Plan du Rapport</w:t>
+      </w:r>
+    </w:p>
+    <w:p>
+      <w:pPr>
+        <w:spacing w:line="240" w:lineRule="auto" w:after="120"/>
+        <w:jc w:val="both"/>
+      </w:pPr>
+      <w:r>
+        <w:t>Afin d'exposer clairement les travaux réalisés, ce rapport s'articule autour des sections suivantes :</w:t>
+      </w:r>
+    </w:p>
+    <w:p>
+      <w:pPr>
+        <w:spacing w:line="240" w:lineRule="auto" w:after="120"/>
+        <w:ind w:left="576"/>
+      </w:pPr>
+      <w:r>
+        <w:rPr>
+          <w:b/>
+        </w:rPr>
+        <w:t xml:space="preserve">•  </w:t>
+      </w:r>
+      <w:r>
+        <w:t xml:space="preserve">  La </w:t>
+      </w:r>
+      <w:r>
+        <w:rPr>
+          <w:b/>
+        </w:rPr>
+        <w:t>Présentation de l'Organisme d'Accueil</w:t>
+      </w:r>
+      <w:r>
+        <w:t xml:space="preserve"> détaillera la structure de RGU et la contextualisation de notre projet de recherche.</w:t>
+      </w:r>
+    </w:p>
+    <w:p>
+      <w:pPr>
+        <w:spacing w:line="240" w:lineRule="auto" w:after="120"/>
+        <w:ind w:left="576"/>
+      </w:pPr>
+      <w:r>
+        <w:rPr>
+          <w:b/>
+        </w:rPr>
+        <w:t xml:space="preserve">•  </w:t>
+      </w:r>
+      <w:r>
+        <w:t xml:space="preserve">  La section </w:t>
+      </w:r>
+      <w:r>
+        <w:rPr>
+          <w:b/>
+        </w:rPr>
+        <w:t>Conception et Comparaison des Solutions</w:t>
+      </w:r>
+      <w:r>
+        <w:t xml:space="preserve"> présentera les choix d'architecture technique, en comparant les approches heuristiques simples aux modèles d'IA pré-entraînés ainsi que les infrastructures de modélisation de graphes et d'interface.</w:t>
+      </w:r>
+    </w:p>
+    <w:p>
+      <w:pPr>
+        <w:spacing w:line="240" w:lineRule="auto" w:after="120"/>
+        <w:ind w:left="576"/>
+      </w:pPr>
+      <w:r>
+        <w:rPr>
+          <w:b/>
+        </w:rPr>
+        <w:t xml:space="preserve">•  </w:t>
+      </w:r>
+      <w:r>
+        <w:t xml:space="preserve">  La </w:t>
+      </w:r>
+      <w:r>
+        <w:rPr>
+          <w:b/>
+        </w:rPr>
+        <w:t>Synthèse et Réalisation du Travail</w:t>
+      </w:r>
+      <w:r>
+        <w:t xml:space="preserve"> exposera l'ingénierie du code développé, les algorithmes de détection de communautés (Louvain) et les modélisations de polarisation, appuyés par des équations et des extraits structurels.</w:t>
+      </w:r>
+    </w:p>
+    <w:p>
+      <w:pPr>
+        <w:spacing w:line="240" w:lineRule="auto" w:after="120"/>
+        <w:ind w:left="576"/>
+      </w:pPr>
+      <w:r>
+        <w:rPr>
+          <w:b/>
+        </w:rPr>
+        <w:t xml:space="preserve">•  </w:t>
+      </w:r>
+      <w:r>
+        <w:t xml:space="preserve">  Enfin, la </w:t>
+      </w:r>
+      <w:r>
+        <w:rPr>
+          <w:b/>
+        </w:rPr>
+        <w:t>Conclusion</w:t>
+      </w:r>
+      <w:r>
+        <w:t xml:space="preserve">, le </w:t>
+      </w:r>
+      <w:r>
+        <w:rPr>
+          <w:b/>
+        </w:rPr>
+        <w:t>Bilan Professionnel</w:t>
+      </w:r>
+      <w:r>
+        <w:t xml:space="preserve"> et l'</w:t>
+      </w:r>
+      <w:r>
+        <w:rPr>
+          <w:b/>
+        </w:rPr>
+        <w:t>Auto-évaluation des Compétences du BUT</w:t>
+      </w:r>
+      <w:r>
+        <w:t xml:space="preserve"> offriront un retour réflexif sur ma montée en compétences théoriques et pratiques durant ces dix semaines.</w:t>
       </w:r>
     </w:p>
     <w:p>
@@ -893,138 +576,9 @@
           <w:rFonts w:ascii="Calibri" w:hAnsi="Calibri"/>
           <w:b/>
           <w:color w:val="3B82F6"/>
-          <w:sz w:val="24"/>
+          <w:sz w:val="36"/>
         </w:rPr>
-        <w:t>2.1. Intégration dans la Structure d'Accueil</w:t>
-      </w:r>
-    </w:p>
-    <w:p>
-      <w:pPr>
-        <w:spacing w:line="276" w:lineRule="auto" w:after="120"/>
-        <w:jc w:val="both"/>
-      </w:pPr>
-      <w:r>
-        <w:t>La Robert Gordon University (RGU) est une institution universitaire publique de premier plan située à Aberdeen, en Écosse. Reconnue pour l'excellence de son enseignement orienté vers la pratique professionnelle et la recherche appliquée, RGU accueille plus de 16 000 étudiants au sein de ses différents campus. Le stage s'est déroulé sur le campus moderne de Garthdee, plus précisément au sein de la School of Computing Science and Digital Media. Cette composante se distingue par sa recherche active dans des domaines technologiques de pointe, tels que l'intelligence artificielle, la cybersécurité, l'informatique décisionnelle et l'ingénierie des médias numériques. L'université collabore fréquemment avec des partenaires industriels et d'autres centres de recherche internationaux pour appliquer l'informatique à la résolution de problématiques sociétales complexes.</w:t>
-      </w:r>
-    </w:p>
-    <w:p>
-      <w:pPr>
-        <w:spacing w:before="240" w:after="120"/>
-      </w:pPr>
-      <w:r>
-        <w:rPr>
-          <w:rFonts w:ascii="Calibri" w:hAnsi="Calibri"/>
-          <w:b/>
-          <w:color w:val="3B82F6"/>
-          <w:sz w:val="24"/>
-        </w:rPr>
-        <w:t>2.2. Service Informatique et Équipe de Recherche</w:t>
-      </w:r>
-    </w:p>
-    <w:p>
-      <w:pPr>
-        <w:spacing w:line="276" w:lineRule="auto" w:after="120"/>
-        <w:jc w:val="both"/>
-      </w:pPr>
-      <w:r>
-        <w:t>J'ai été intégré au laboratoire de recherche en Data Science et Traitement Automatique des Langues (NLP). Cette équipe se compose de professeurs titulaires, de chercheurs post-doctoraux et de doctorants spécialisés dans l'analyse automatique des comportements discursifs sur le Web. Mon tuteur, le Dr. John Smith, est un chercheur spécialisé dans la modélisation de l'information et la détection automatique de la désinformation en ligne. L'équipe de recherche dispose d'une infrastructure de calcul performante comprenant des serveurs équipés de processeurs graphiques (GPUs) permettant d'entraîner et de manipuler des modèles de langage volumineux (LLMs). L'ambiance de travail y est multiculturelle et collaborative, favorisant des réunions hebdomadaires d'avancement basées sur des méthodologies de recherche agiles.</w:t>
-      </w:r>
-    </w:p>
-    <w:p>
-      <w:pPr>
-        <w:spacing w:before="240" w:after="120"/>
-      </w:pPr>
-      <w:r>
-        <w:rPr>
-          <w:rFonts w:ascii="Calibri" w:hAnsi="Calibri"/>
-          <w:b/>
-          <w:color w:val="3B82F6"/>
-          <w:sz w:val="24"/>
-        </w:rPr>
-        <w:t>2.3. Besoins de Recherche et État de l'Existant</w:t>
-      </w:r>
-    </w:p>
-    <w:p>
-      <w:pPr>
-        <w:spacing w:line="276" w:lineRule="auto" w:after="120"/>
-        <w:jc w:val="both"/>
-      </w:pPr>
-      <w:r>
-        <w:t>Avant le début du projet, les chercheurs de l'équipe travaillaient de façon isolée sur des scripts d'acquisition de données et d'analyses de sentiments rudimentaires. Il existait un besoin critique de développer une plateforme logicielle intégrée et autonome capable de :</w:t>
-      </w:r>
-    </w:p>
-    <w:p>
-      <w:pPr>
-        <w:spacing w:line="276" w:lineRule="auto" w:after="120"/>
-        <w:ind w:left="576"/>
-      </w:pPr>
-      <w:r>
-        <w:rPr>
-          <w:b/>
-        </w:rPr>
-        <w:t xml:space="preserve">1.  </w:t>
-      </w:r>
-      <w:r>
-        <w:t>Standardiser des données textuelles et métadonnées provenant de multiples plateformes (Reddit, YouTube, Twitter, Instagram).</w:t>
-      </w:r>
-    </w:p>
-    <w:p>
-      <w:pPr>
-        <w:spacing w:line="276" w:lineRule="auto" w:after="120"/>
-        <w:ind w:left="576"/>
-      </w:pPr>
-      <w:r>
-        <w:rPr>
-          <w:b/>
-        </w:rPr>
-        <w:t xml:space="preserve">2.  </w:t>
-      </w:r>
-      <w:r>
-        <w:t>Détecter les chambres d'écho non pas par de simples mots-clés, mais par des structures relationnelles de co-occurrences et d'interactions réelles (réponses et citations).</w:t>
-      </w:r>
-    </w:p>
-    <w:p>
-      <w:pPr>
-        <w:spacing w:line="276" w:lineRule="auto" w:after="120"/>
-        <w:ind w:left="576"/>
-      </w:pPr>
-      <w:r>
-        <w:rPr>
-          <w:b/>
-        </w:rPr>
-        <w:t xml:space="preserve">3.  </w:t>
-      </w:r>
-      <w:r>
-        <w:t>Calculer et représenter visuellement un score composite de polarisation linguistique en s'interfaçant avec des APIs d'évaluation sémantique industrielle (Google Perspective API) et des modèles de vision-langage multimodaux (CLIP).</w:t>
-      </w:r>
-    </w:p>
-    <w:p>
-      <w:pPr>
-        <w:spacing w:line="276" w:lineRule="auto" w:after="120"/>
-        <w:ind w:left="576"/>
-      </w:pPr>
-      <w:r>
-        <w:rPr>
-          <w:b/>
-        </w:rPr>
-        <w:t xml:space="preserve">4.  </w:t>
-      </w:r>
-      <w:r>
-        <w:t>Offrir aux utilisateurs finaux (chercheurs en sciences humaines et sociologues) un outil interactif ne nécessitant pas de compétences en programmation pour importer de nouveaux jeux de données et visualiser immédiatement la dynamique de polarisation.</w:t>
-      </w:r>
-    </w:p>
-    <w:p>
-      <w:pPr>
-        <w:spacing w:line="276" w:lineRule="auto" w:after="120"/>
-        <w:jc w:val="both"/>
-      </w:pPr>
-      <w:r>
-        <w:t>Mon travail consistait donc à transformer des concepts de recherche académique en un système logiciel unifié, performant et documenté.</w:t>
-      </w:r>
-    </w:p>
-    <w:p>
-      <w:r>
-        <w:br w:type="page"/>
+        <w:t>2. PRÉSENTATION DE L'ORGANISME D'ACCUEIL</w:t>
       </w:r>
     </w:p>
     <w:p>
@@ -1038,12 +592,16 @@
           <w:color w:val="3B82F6"/>
           <w:sz w:val="28"/>
         </w:rPr>
-        <w:t>3. CORPS DU RAPPORT : CONCEPTION ET COMPARAISON DES SOLUTIONS</w:t>
+        <w:t>2.1. Intégration dans la Structure d'Accueil</w:t>
       </w:r>
     </w:p>
     <w:p>
-      <w:r>
-        <w:br w:type="page"/>
+      <w:pPr>
+        <w:spacing w:line="240" w:lineRule="auto" w:after="120"/>
+        <w:jc w:val="both"/>
+      </w:pPr>
+      <w:r>
+        <w:t>La Robert Gordon University (RGU) est une institution universitaire publique de premier plan située à Aberdeen, en Écosse. Reconnue pour l'excellence de son enseignement orienté vers la pratique professionnelle et la recherche appliquée, RGU accueille plus de 16 000 étudiants au sein de ses différents campus. Le stage s'est déroulé sur le campus moderne de Garthdee, plus précisément au sein de la School of Computing Science and Digital Media. Cette composante se distingue par sa recherche active dans des domaines technologiques de pointe, tels que l'intelligence artificielle, la cybersécurité, l'informatique décisionnelle et l'ingénierie des médias numériques. L'université collabore fréquemment avec des partenaires industriels et d'autres centres de recherche internationaux pour appliquer l'informatique à la résolution de problématiques sociétales complexes.</w:t>
       </w:r>
     </w:p>
     <w:p>
@@ -1055,14 +613,148 @@
           <w:rFonts w:ascii="Calibri" w:hAnsi="Calibri"/>
           <w:b/>
           <w:color w:val="3B82F6"/>
-          <w:sz w:val="24"/>
+          <w:sz w:val="28"/>
+        </w:rPr>
+        <w:t>2.2. Service Informatique et Équipe de Recherche</w:t>
+      </w:r>
+    </w:p>
+    <w:p>
+      <w:pPr>
+        <w:spacing w:line="240" w:lineRule="auto" w:after="120"/>
+        <w:jc w:val="both"/>
+      </w:pPr>
+      <w:r>
+        <w:t>J'ai été intégré au laboratoire de recherche en Data Science et Traitement Automatique des Langues (NLP). Cette équipe se compose de professeurs titulaires, de chercheurs post-doctoraux et de doctorants spécialisés dans l'analyse automatique des comportements discursifs sur le Web. Ma tutrice, la Dr. Shahana Bano, est une enseignante-chercheuse spécialisée dans le traitement automatique du langage naturel, l'apprentissage automatique et la cybersécurité. L'équipe de recherche dispose d'une infrastructure de calcul performante comprenant des serveurs équipés de processeurs graphiques (GPUs) permettant d'entraîner et de manipuler des modèles de langage volumineux (LLMs). L'ambiance de travail y est multiculturelle et collaborative, favorisant des réunions hebdomadaires d'avancement basées sur des méthodologies de recherche agiles.</w:t>
+      </w:r>
+    </w:p>
+    <w:p>
+      <w:pPr>
+        <w:spacing w:before="240" w:after="120"/>
+      </w:pPr>
+      <w:r>
+        <w:rPr>
+          <w:rFonts w:ascii="Calibri" w:hAnsi="Calibri"/>
+          <w:b/>
+          <w:color w:val="3B82F6"/>
+          <w:sz w:val="28"/>
+        </w:rPr>
+        <w:t>2.3. Besoins de Recherche et État de l'Existant</w:t>
+      </w:r>
+    </w:p>
+    <w:p>
+      <w:pPr>
+        <w:spacing w:line="240" w:lineRule="auto" w:after="120"/>
+        <w:jc w:val="both"/>
+      </w:pPr>
+      <w:r>
+        <w:t>Avant le début du projet, les chercheurs de l'équipe travaillaient de façon isolée sur des scripts d'acquisition de données et d'analyses de sentiments rudimentaires. Il existait un besoin critique de développer une plateforme logicielle intégrée et autonome capable de :</w:t>
+      </w:r>
+    </w:p>
+    <w:p>
+      <w:pPr>
+        <w:spacing w:line="240" w:lineRule="auto" w:after="120"/>
+        <w:ind w:left="576"/>
+      </w:pPr>
+      <w:r>
+        <w:rPr>
+          <w:b/>
+        </w:rPr>
+        <w:t xml:space="preserve">1.  </w:t>
+      </w:r>
+      <w:r>
+        <w:t>Standardiser des données textuelles et métadonnées provenant de multiples plateformes (Reddit, YouTube, Twitter, Instagram).</w:t>
+      </w:r>
+    </w:p>
+    <w:p>
+      <w:pPr>
+        <w:spacing w:line="240" w:lineRule="auto" w:after="120"/>
+        <w:ind w:left="576"/>
+      </w:pPr>
+      <w:r>
+        <w:rPr>
+          <w:b/>
+        </w:rPr>
+        <w:t xml:space="preserve">2.  </w:t>
+      </w:r>
+      <w:r>
+        <w:t>Détecter les chambres d'écho non pas par de simples mots-clés, mais par des structures relationnelles de co-occurrences et d'interactions réelles (réponses et citations).</w:t>
+      </w:r>
+    </w:p>
+    <w:p>
+      <w:pPr>
+        <w:spacing w:line="240" w:lineRule="auto" w:after="120"/>
+        <w:ind w:left="576"/>
+      </w:pPr>
+      <w:r>
+        <w:rPr>
+          <w:b/>
+        </w:rPr>
+        <w:t xml:space="preserve">3.  </w:t>
+      </w:r>
+      <w:r>
+        <w:t>Calculer et représenter visuellement un score composite de polarisation linguistique en s'interfaçant avec des APIs d'évaluation sémantique industrielle (Google Perspective API) et des modèles de vision-langage multimodaux (CLIP).</w:t>
+      </w:r>
+    </w:p>
+    <w:p>
+      <w:pPr>
+        <w:spacing w:line="240" w:lineRule="auto" w:after="120"/>
+        <w:ind w:left="576"/>
+      </w:pPr>
+      <w:r>
+        <w:rPr>
+          <w:b/>
+        </w:rPr>
+        <w:t xml:space="preserve">4.  </w:t>
+      </w:r>
+      <w:r>
+        <w:t>Offrir aux utilisateurs finaux (chercheurs en sciences humaines et sociologues) un outil interactif ne nécessitant pas de compétences en programmation pour importer de nouveaux jeux de données et visualiser immédiatement la dynamique de polarisation.</w:t>
+      </w:r>
+    </w:p>
+    <w:p>
+      <w:pPr>
+        <w:spacing w:line="240" w:lineRule="auto" w:after="120"/>
+        <w:jc w:val="both"/>
+      </w:pPr>
+      <w:r>
+        <w:t>Mon travail consistait donc à transformer des concepts de recherche académique en un système logiciel unifié, performant et documenté.</w:t>
+      </w:r>
+    </w:p>
+    <w:p>
+      <w:r>
+        <w:br w:type="page"/>
+      </w:r>
+    </w:p>
+    <w:p>
+      <w:pPr>
+        <w:spacing w:before="240" w:after="120"/>
+      </w:pPr>
+      <w:r>
+        <w:rPr>
+          <w:rFonts w:ascii="Calibri" w:hAnsi="Calibri"/>
+          <w:b/>
+          <w:color w:val="3B82F6"/>
+          <w:sz w:val="36"/>
+        </w:rPr>
+        <w:t>3. CORPS DU RAPPORT : CONCEPTION ET COMPARAISON DES SOLUTIONS</w:t>
+      </w:r>
+    </w:p>
+    <w:p>
+      <w:pPr>
+        <w:spacing w:before="240" w:after="120"/>
+      </w:pPr>
+      <w:r>
+        <w:rPr>
+          <w:rFonts w:ascii="Calibri" w:hAnsi="Calibri"/>
+          <w:b/>
+          <w:color w:val="3B82F6"/>
+          <w:sz w:val="28"/>
         </w:rPr>
         <w:t>3.1. Analyse et Comparatifs Techniques des Solutions Possibles</w:t>
       </w:r>
     </w:p>
     <w:p>
       <w:pPr>
-        <w:spacing w:line="276" w:lineRule="auto" w:after="120"/>
+        <w:spacing w:line="240" w:lineRule="auto" w:after="120"/>
         <w:jc w:val="both"/>
       </w:pPr>
       <w:r>
@@ -1085,7 +777,7 @@
     </w:p>
     <w:p>
       <w:pPr>
-        <w:spacing w:line="276" w:lineRule="auto" w:after="120"/>
+        <w:spacing w:line="240" w:lineRule="auto" w:after="120"/>
         <w:jc w:val="both"/>
       </w:pPr>
       <w:r>
@@ -1094,7 +786,7 @@
     </w:p>
     <w:p>
       <w:pPr>
-        <w:spacing w:line="276" w:lineRule="auto" w:after="120"/>
+        <w:spacing w:line="240" w:lineRule="auto" w:after="120"/>
         <w:ind w:left="576"/>
       </w:pPr>
       <w:r>
@@ -1118,7 +810,7 @@
     </w:p>
     <w:p>
       <w:pPr>
-        <w:spacing w:line="276" w:lineRule="auto" w:after="120"/>
+        <w:spacing w:line="240" w:lineRule="auto" w:after="120"/>
         <w:ind w:left="576"/>
       </w:pPr>
       <w:r>
@@ -1142,7 +834,7 @@
     </w:p>
     <w:p>
       <w:pPr>
-        <w:spacing w:line="276" w:lineRule="auto" w:after="120"/>
+        <w:spacing w:line="240" w:lineRule="auto" w:after="120"/>
         <w:jc w:val="both"/>
       </w:pPr>
       <w:r>
@@ -1361,7 +1053,7 @@
     </w:p>
     <w:p>
       <w:pPr>
-        <w:spacing w:line="276" w:lineRule="auto" w:after="120"/>
+        <w:spacing w:line="240" w:lineRule="auto" w:after="120"/>
         <w:jc w:val="both"/>
       </w:pPr>
       <w:r>
@@ -1370,7 +1062,7 @@
     </w:p>
     <w:p>
       <w:pPr>
-        <w:spacing w:line="276" w:lineRule="auto" w:after="120"/>
+        <w:spacing w:line="240" w:lineRule="auto" w:after="120"/>
         <w:ind w:left="576"/>
       </w:pPr>
       <w:r>
@@ -1403,7 +1095,7 @@
     </w:p>
     <w:p>
       <w:pPr>
-        <w:spacing w:line="276" w:lineRule="auto" w:after="120"/>
+        <w:spacing w:line="240" w:lineRule="auto" w:after="120"/>
         <w:ind w:left="576"/>
       </w:pPr>
       <w:r>
@@ -1427,7 +1119,7 @@
     </w:p>
     <w:p>
       <w:pPr>
-        <w:spacing w:line="276" w:lineRule="auto" w:after="120"/>
+        <w:spacing w:line="240" w:lineRule="auto" w:after="120"/>
         <w:jc w:val="both"/>
       </w:pPr>
       <w:r>
@@ -1512,7 +1204,7 @@
     </w:p>
     <w:p>
       <w:pPr>
-        <w:spacing w:line="276" w:lineRule="auto" w:after="120"/>
+        <w:spacing w:line="240" w:lineRule="auto" w:after="120"/>
         <w:jc w:val="both"/>
       </w:pPr>
       <w:r>
@@ -1521,7 +1213,7 @@
     </w:p>
     <w:p>
       <w:pPr>
-        <w:spacing w:line="276" w:lineRule="auto" w:after="120"/>
+        <w:spacing w:line="240" w:lineRule="auto" w:after="120"/>
         <w:ind w:left="576"/>
       </w:pPr>
       <w:r>
@@ -1545,7 +1237,7 @@
     </w:p>
     <w:p>
       <w:pPr>
-        <w:spacing w:line="276" w:lineRule="auto" w:after="120"/>
+        <w:spacing w:line="240" w:lineRule="auto" w:after="120"/>
         <w:ind w:left="576"/>
       </w:pPr>
       <w:r>
@@ -1569,7 +1261,7 @@
     </w:p>
     <w:p>
       <w:pPr>
-        <w:spacing w:line="276" w:lineRule="auto" w:after="120"/>
+        <w:spacing w:line="240" w:lineRule="auto" w:after="120"/>
         <w:jc w:val="both"/>
       </w:pPr>
       <w:r>
@@ -1592,7 +1284,7 @@
     </w:p>
     <w:p>
       <w:pPr>
-        <w:spacing w:line="276" w:lineRule="auto" w:after="120"/>
+        <w:spacing w:line="240" w:lineRule="auto" w:after="120"/>
         <w:jc w:val="both"/>
       </w:pPr>
       <w:r>
@@ -1601,7 +1293,7 @@
     </w:p>
     <w:p>
       <w:pPr>
-        <w:spacing w:line="276" w:lineRule="auto" w:after="120"/>
+        <w:spacing w:line="240" w:lineRule="auto" w:after="120"/>
         <w:ind w:left="576"/>
       </w:pPr>
       <w:r>
@@ -1625,7 +1317,7 @@
     </w:p>
     <w:p>
       <w:pPr>
-        <w:spacing w:line="276" w:lineRule="auto" w:after="120"/>
+        <w:spacing w:line="240" w:lineRule="auto" w:after="120"/>
         <w:ind w:left="576"/>
       </w:pPr>
       <w:r>
@@ -1649,7 +1341,7 @@
     </w:p>
     <w:p>
       <w:pPr>
-        <w:spacing w:line="276" w:lineRule="auto" w:after="120"/>
+        <w:spacing w:line="240" w:lineRule="auto" w:after="120"/>
         <w:jc w:val="both"/>
       </w:pPr>
       <w:r>
@@ -1674,14 +1366,14 @@
           <w:rFonts w:ascii="Calibri" w:hAnsi="Calibri"/>
           <w:b/>
           <w:color w:val="3B82F6"/>
-          <w:sz w:val="24"/>
+          <w:sz w:val="28"/>
         </w:rPr>
         <w:t>3.2. Justification des Outils, Technologies et Choix Techniques</w:t>
       </w:r>
     </w:p>
     <w:p>
       <w:pPr>
-        <w:spacing w:line="276" w:lineRule="auto" w:after="120"/>
+        <w:spacing w:line="240" w:lineRule="auto" w:after="120"/>
         <w:jc w:val="both"/>
       </w:pPr>
       <w:r>
@@ -1690,7 +1382,7 @@
     </w:p>
     <w:p>
       <w:pPr>
-        <w:spacing w:line="276" w:lineRule="auto" w:after="120"/>
+        <w:spacing w:line="240" w:lineRule="auto" w:after="120"/>
         <w:ind w:left="576"/>
       </w:pPr>
       <w:r>
@@ -1714,7 +1406,7 @@
     </w:p>
     <w:p>
       <w:pPr>
-        <w:spacing w:line="276" w:lineRule="auto" w:after="120"/>
+        <w:spacing w:line="240" w:lineRule="auto" w:after="120"/>
         <w:ind w:left="576"/>
       </w:pPr>
       <w:r>
@@ -1747,7 +1439,7 @@
     </w:p>
     <w:p>
       <w:pPr>
-        <w:spacing w:line="276" w:lineRule="auto" w:after="120"/>
+        <w:spacing w:line="240" w:lineRule="auto" w:after="120"/>
         <w:ind w:left="576"/>
       </w:pPr>
       <w:r>
@@ -1771,7 +1463,7 @@
     </w:p>
     <w:p>
       <w:pPr>
-        <w:spacing w:line="276" w:lineRule="auto" w:after="120"/>
+        <w:spacing w:line="240" w:lineRule="auto" w:after="120"/>
         <w:ind w:left="576"/>
       </w:pPr>
       <w:r>
@@ -1795,7 +1487,7 @@
     </w:p>
     <w:p>
       <w:pPr>
-        <w:spacing w:line="276" w:lineRule="auto" w:after="120"/>
+        <w:spacing w:line="240" w:lineRule="auto" w:after="120"/>
         <w:ind w:left="576"/>
       </w:pPr>
       <w:r>
@@ -1826,14 +1518,14 @@
           <w:rFonts w:ascii="Calibri" w:hAnsi="Calibri"/>
           <w:b/>
           <w:color w:val="3B82F6"/>
-          <w:sz w:val="24"/>
+          <w:sz w:val="28"/>
         </w:rPr>
         <w:t>3.3. Méthodologie de Gestion de Projet Appliquée</w:t>
       </w:r>
     </w:p>
     <w:p>
       <w:pPr>
-        <w:spacing w:line="276" w:lineRule="auto" w:after="120"/>
+        <w:spacing w:line="240" w:lineRule="auto" w:after="120"/>
         <w:jc w:val="both"/>
       </w:pPr>
       <w:r>
@@ -1842,7 +1534,7 @@
     </w:p>
     <w:p>
       <w:pPr>
-        <w:spacing w:line="276" w:lineRule="auto" w:after="120"/>
+        <w:spacing w:line="240" w:lineRule="auto" w:after="120"/>
         <w:jc w:val="both"/>
       </w:pPr>
       <w:r>
@@ -1902,7 +1594,7 @@
     </w:p>
     <w:p>
       <w:pPr>
-        <w:spacing w:line="276" w:lineRule="auto" w:after="120"/>
+        <w:spacing w:line="240" w:lineRule="auto" w:after="120"/>
         <w:jc w:val="both"/>
       </w:pPr>
       <w:r>
@@ -1912,6 +1604,20 @@
     <w:p>
       <w:r>
         <w:br w:type="page"/>
+      </w:r>
+    </w:p>
+    <w:p>
+      <w:pPr>
+        <w:spacing w:before="240" w:after="120"/>
+      </w:pPr>
+      <w:r>
+        <w:rPr>
+          <w:rFonts w:ascii="Calibri" w:hAnsi="Calibri"/>
+          <w:b/>
+          <w:color w:val="3B82F6"/>
+          <w:sz w:val="36"/>
+        </w:rPr>
+        <w:t>4. SYNTHÈSE ET RÉALISATION DU TRAVAIL</w:t>
       </w:r>
     </w:p>
     <w:p>
@@ -1925,12 +1631,91 @@
           <w:color w:val="3B82F6"/>
           <w:sz w:val="28"/>
         </w:rPr>
-        <w:t>4. SYNTHÈSE ET RÉALISATION DU TRAVAIL</w:t>
+        <w:t>4.1. Le Pipeline de Nettoyage et de Standardisation des Données</w:t>
       </w:r>
     </w:p>
     <w:p>
-      <w:r>
-        <w:br w:type="page"/>
+      <w:pPr>
+        <w:spacing w:line="240" w:lineRule="auto" w:after="120"/>
+        <w:jc w:val="both"/>
+      </w:pPr>
+      <w:r>
+        <w:t>La première étape de la réalisation logicielle a consisté à concevoir une classe robuste de prétraitement. Les données issues du web social comportent d'importantes impuretés (valeurs manquantes, doublons structurels induits par les retweets/reposts, messages dans des langues étrangères compliquant les modèles NLP).</w:t>
+      </w:r>
+    </w:p>
+    <w:p>
+      <w:pPr>
+        <w:spacing w:line="240" w:lineRule="auto" w:after="120"/>
+        <w:jc w:val="both"/>
+      </w:pPr>
+      <w:r>
+        <w:t>Le pipeline de nettoyage implémenté réalise séquentiellement :</w:t>
+      </w:r>
+    </w:p>
+    <w:p>
+      <w:pPr>
+        <w:spacing w:line="240" w:lineRule="auto" w:after="120"/>
+        <w:ind w:left="576"/>
+      </w:pPr>
+      <w:r>
+        <w:rPr>
+          <w:b/>
+        </w:rPr>
+        <w:t xml:space="preserve">1.  </w:t>
+      </w:r>
+      <w:r/>
+      <w:r>
+        <w:rPr>
+          <w:b/>
+        </w:rPr>
+        <w:t>Suppression des lignes corrompues</w:t>
+      </w:r>
+      <w:r>
+        <w:t xml:space="preserve"> : Élimination systématique des enregistrements dont les champs textuels sont vides ou de longueur inférieure à 3 caractères.</w:t>
+      </w:r>
+    </w:p>
+    <w:p>
+      <w:pPr>
+        <w:spacing w:line="240" w:lineRule="auto" w:after="120"/>
+        <w:ind w:left="576"/>
+      </w:pPr>
+      <w:r>
+        <w:rPr>
+          <w:b/>
+        </w:rPr>
+        <w:t xml:space="preserve">2.  </w:t>
+      </w:r>
+      <w:r/>
+      <w:r>
+        <w:rPr>
+          <w:b/>
+        </w:rPr>
+        <w:t>Déduplication sémantique</w:t>
+      </w:r>
+      <w:r>
+        <w:t xml:space="preserve"> : Retrait des messages strictement identiques pour éviter les biais de surreprésentation dans les réseaux de hashtags.</w:t>
+      </w:r>
+    </w:p>
+    <w:p>
+      <w:pPr>
+        <w:spacing w:line="240" w:lineRule="auto" w:after="120"/>
+        <w:ind w:left="576"/>
+      </w:pPr>
+      <w:r>
+        <w:rPr>
+          <w:b/>
+        </w:rPr>
+        <w:t xml:space="preserve">3.  </w:t>
+      </w:r>
+      <w:r/>
+      <w:r>
+        <w:rPr>
+          <w:b/>
+        </w:rPr>
+        <w:t>Filtrage linguistique dynamique</w:t>
+      </w:r>
+      <w:r>
+        <w:t xml:space="preserve"> : Intégration de la bibliothèque `langdetect` afin d'isoler uniquement les contenus rédigés en langue anglaise (`'en'`), garantissant une parfaite cohérence pour les embeddings multimodaux et les requêtes de toxicité.</w:t>
       </w:r>
     </w:p>
     <w:p>
@@ -1942,112 +1727,14 @@
           <w:rFonts w:ascii="Calibri" w:hAnsi="Calibri"/>
           <w:b/>
           <w:color w:val="3B82F6"/>
-          <w:sz w:val="24"/>
+          <w:sz w:val="28"/>
         </w:rPr>
-        <w:t>4.1. Le Pipeline de Nettoyage et de Standardisation des Données</w:t>
+        <w:t>4.2. Analyse Multimodale des Mèmes Politiques via CLIP</w:t>
       </w:r>
     </w:p>
     <w:p>
       <w:pPr>
-        <w:spacing w:line="276" w:lineRule="auto" w:after="120"/>
-        <w:jc w:val="both"/>
-      </w:pPr>
-      <w:r>
-        <w:t>La première étape de la réalisation logicielle a consisté à concevoir une classe robuste de prétraitement. Les données issues du web social comportent d'importantes impuretés (valeurs manquantes, doublons structurels induits par les retweets/reposts, messages dans des langues étrangères compliquant les modèles NLP).</w:t>
-      </w:r>
-    </w:p>
-    <w:p>
-      <w:pPr>
-        <w:spacing w:line="276" w:lineRule="auto" w:after="120"/>
-        <w:jc w:val="both"/>
-      </w:pPr>
-      <w:r>
-        <w:t>Le pipeline de nettoyage implémenté réalise séquentiellement :</w:t>
-      </w:r>
-    </w:p>
-    <w:p>
-      <w:pPr>
-        <w:spacing w:line="276" w:lineRule="auto" w:after="120"/>
-        <w:ind w:left="576"/>
-      </w:pPr>
-      <w:r>
-        <w:rPr>
-          <w:b/>
-        </w:rPr>
-        <w:t xml:space="preserve">1.  </w:t>
-      </w:r>
-      <w:r/>
-      <w:r>
-        <w:rPr>
-          <w:b/>
-        </w:rPr>
-        <w:t>Suppression des lignes corrompues</w:t>
-      </w:r>
-      <w:r>
-        <w:t xml:space="preserve"> : Élimination systématique des enregistrements dont les champs textuels sont vides ou de longueur inférieure à 3 caractères.</w:t>
-      </w:r>
-    </w:p>
-    <w:p>
-      <w:pPr>
-        <w:spacing w:line="276" w:lineRule="auto" w:after="120"/>
-        <w:ind w:left="576"/>
-      </w:pPr>
-      <w:r>
-        <w:rPr>
-          <w:b/>
-        </w:rPr>
-        <w:t xml:space="preserve">2.  </w:t>
-      </w:r>
-      <w:r/>
-      <w:r>
-        <w:rPr>
-          <w:b/>
-        </w:rPr>
-        <w:t>Déduplication sémantique</w:t>
-      </w:r>
-      <w:r>
-        <w:t xml:space="preserve"> : Retrait des messages strictement identiques pour éviter les biais de surreprésentation dans les réseaux de hashtags.</w:t>
-      </w:r>
-    </w:p>
-    <w:p>
-      <w:pPr>
-        <w:spacing w:line="276" w:lineRule="auto" w:after="120"/>
-        <w:ind w:left="576"/>
-      </w:pPr>
-      <w:r>
-        <w:rPr>
-          <w:b/>
-        </w:rPr>
-        <w:t xml:space="preserve">3.  </w:t>
-      </w:r>
-      <w:r/>
-      <w:r>
-        <w:rPr>
-          <w:b/>
-        </w:rPr>
-        <w:t>Filtrage linguistique dynamique</w:t>
-      </w:r>
-      <w:r>
-        <w:t xml:space="preserve"> : Intégration de la bibliothèque `langdetect` afin d'isoler uniquement les contenus rédigés en langue anglaise (`'en'`), garantissant une parfaite cohérence pour les embeddings multimodaux et les requêtes de toxicité.</w:t>
-      </w:r>
-    </w:p>
-    <w:p>
-      <w:pPr>
-        <w:spacing w:before="240" w:after="120"/>
-      </w:pPr>
-      <w:r>
-        <w:rPr>
-          <w:rFonts w:ascii="Calibri" w:hAnsi="Calibri"/>
-          <w:b/>
-          <w:color w:val="3B82F6"/>
-          <w:sz w:val="24"/>
-        </w:rPr>
-        <w:t>4.2. Analyse Multimodale des Mèmes Politiques via CLIP</w:t>
-      </w:r>
-    </w:p>
-    <w:p>
-      <w:pPr>
-        <w:spacing w:line="276" w:lineRule="auto" w:after="120"/>
+        <w:spacing w:line="240" w:lineRule="auto" w:after="120"/>
         <w:jc w:val="both"/>
       </w:pPr>
       <w:r>
@@ -2065,7 +1752,7 @@
     </w:p>
     <w:p>
       <w:pPr>
-        <w:spacing w:line="276" w:lineRule="auto" w:after="120"/>
+        <w:spacing w:line="240" w:lineRule="auto" w:after="120"/>
         <w:jc w:val="both"/>
       </w:pPr>
       <w:r>
@@ -2096,7 +1783,7 @@
     </w:p>
     <w:p>
       <w:pPr>
-        <w:spacing w:line="276" w:lineRule="auto" w:after="160" w:before="160"/>
+        <w:spacing w:line="240" w:lineRule="auto" w:after="160" w:before="160"/>
         <w:jc w:val="center"/>
       </w:pPr>
       <w:r>
@@ -2105,7 +1792,7 @@
     </w:p>
     <w:p>
       <w:pPr>
-        <w:spacing w:line="276" w:lineRule="auto" w:after="120"/>
+        <w:spacing w:line="240" w:lineRule="auto" w:after="120"/>
         <w:jc w:val="both"/>
       </w:pPr>
       <w:r>
@@ -2114,7 +1801,7 @@
     </w:p>
     <w:p>
       <w:pPr>
-        <w:spacing w:line="276" w:lineRule="auto" w:after="120"/>
+        <w:spacing w:line="240" w:lineRule="auto" w:after="120"/>
         <w:ind w:left="576"/>
       </w:pPr>
       <w:r>
@@ -2129,7 +1816,7 @@
     </w:p>
     <w:p>
       <w:pPr>
-        <w:spacing w:line="276" w:lineRule="auto" w:after="120"/>
+        <w:spacing w:line="240" w:lineRule="auto" w:after="120"/>
         <w:ind w:left="576"/>
       </w:pPr>
       <w:r>
@@ -2144,7 +1831,7 @@
     </w:p>
     <w:p>
       <w:pPr>
-        <w:spacing w:line="276" w:lineRule="auto" w:after="120"/>
+        <w:spacing w:line="240" w:lineRule="auto" w:after="120"/>
         <w:ind w:left="576"/>
       </w:pPr>
       <w:r>
@@ -2159,7 +1846,7 @@
     </w:p>
     <w:p>
       <w:pPr>
-        <w:spacing w:line="276" w:lineRule="auto" w:after="120"/>
+        <w:spacing w:line="240" w:lineRule="auto" w:after="120"/>
         <w:jc w:val="both"/>
       </w:pPr>
       <w:r>
@@ -2247,7 +1934,7 @@
     </w:p>
     <w:p>
       <w:pPr>
-        <w:spacing w:line="276" w:lineRule="auto" w:after="120"/>
+        <w:spacing w:line="240" w:lineRule="auto" w:after="120"/>
         <w:jc w:val="both"/>
       </w:pPr>
       <w:r>
@@ -2263,14 +1950,14 @@
           <w:rFonts w:ascii="Calibri" w:hAnsi="Calibri"/>
           <w:b/>
           <w:color w:val="3B82F6"/>
-          <w:sz w:val="24"/>
+          <w:sz w:val="28"/>
         </w:rPr>
         <w:t>4.3. Modélisation de Réseau Cross-Platform et Détection de Chambres d'Écho</w:t>
       </w:r>
     </w:p>
     <w:p>
       <w:pPr>
-        <w:spacing w:line="276" w:lineRule="auto" w:after="120"/>
+        <w:spacing w:line="240" w:lineRule="auto" w:after="120"/>
         <w:jc w:val="both"/>
       </w:pPr>
       <w:r>
@@ -2279,7 +1966,7 @@
     </w:p>
     <w:p>
       <w:pPr>
-        <w:spacing w:line="276" w:lineRule="auto" w:after="120"/>
+        <w:spacing w:line="240" w:lineRule="auto" w:after="120"/>
         <w:jc w:val="both"/>
       </w:pPr>
       <w:r>
@@ -2317,7 +2004,7 @@
     </w:p>
     <w:p>
       <w:pPr>
-        <w:spacing w:line="276" w:lineRule="auto" w:after="160" w:before="160"/>
+        <w:spacing w:line="240" w:lineRule="auto" w:after="160" w:before="160"/>
         <w:jc w:val="center"/>
       </w:pPr>
       <w:r>
@@ -2326,7 +2013,7 @@
     </w:p>
     <w:p>
       <w:pPr>
-        <w:spacing w:line="276" w:lineRule="auto" w:after="120"/>
+        <w:spacing w:line="240" w:lineRule="auto" w:after="120"/>
         <w:jc w:val="both"/>
       </w:pPr>
       <w:r>
@@ -2445,7 +2132,7 @@
     </w:p>
     <w:p>
       <w:pPr>
-        <w:spacing w:line="276" w:lineRule="auto" w:after="120"/>
+        <w:spacing w:line="240" w:lineRule="auto" w:after="120"/>
         <w:jc w:val="both"/>
       </w:pPr>
       <w:r>
@@ -2454,7 +2141,7 @@
     </w:p>
     <w:p>
       <w:pPr>
-        <w:spacing w:line="276" w:lineRule="auto" w:after="120"/>
+        <w:spacing w:line="240" w:lineRule="auto" w:after="120"/>
         <w:ind w:left="576"/>
       </w:pPr>
       <w:r>
@@ -2478,7 +2165,7 @@
     </w:p>
     <w:p>
       <w:pPr>
-        <w:spacing w:line="276" w:lineRule="auto" w:after="120"/>
+        <w:spacing w:line="240" w:lineRule="auto" w:after="120"/>
         <w:ind w:left="576"/>
       </w:pPr>
       <w:r>
@@ -2502,7 +2189,7 @@
     </w:p>
     <w:p>
       <w:pPr>
-        <w:spacing w:line="276" w:lineRule="auto" w:after="120"/>
+        <w:spacing w:line="240" w:lineRule="auto" w:after="120"/>
         <w:ind w:left="576"/>
       </w:pPr>
       <w:r>
@@ -2526,7 +2213,7 @@
     </w:p>
     <w:p>
       <w:pPr>
-        <w:spacing w:line="276" w:lineRule="auto" w:after="120"/>
+        <w:spacing w:line="240" w:lineRule="auto" w:after="120"/>
         <w:ind w:left="576"/>
       </w:pPr>
       <w:r>
@@ -2559,7 +2246,7 @@
     </w:p>
     <w:p>
       <w:pPr>
-        <w:spacing w:line="276" w:lineRule="auto" w:after="120"/>
+        <w:spacing w:line="240" w:lineRule="auto" w:after="120"/>
         <w:jc w:val="both"/>
       </w:pPr>
       <w:r>
@@ -2584,14 +2271,14 @@
           <w:rFonts w:ascii="Calibri" w:hAnsi="Calibri"/>
           <w:b/>
           <w:color w:val="3B82F6"/>
-          <w:sz w:val="24"/>
+          <w:sz w:val="28"/>
         </w:rPr>
         <w:t>4.4. Formulation de l'Indice de Polarisation Discursive</w:t>
       </w:r>
     </w:p>
     <w:p>
       <w:pPr>
-        <w:spacing w:line="276" w:lineRule="auto" w:after="120"/>
+        <w:spacing w:line="240" w:lineRule="auto" w:after="120"/>
         <w:jc w:val="both"/>
       </w:pPr>
       <w:r>
@@ -2620,7 +2307,7 @@
     </w:p>
     <w:p>
       <w:pPr>
-        <w:spacing w:line="276" w:lineRule="auto" w:after="120"/>
+        <w:spacing w:line="240" w:lineRule="auto" w:after="120"/>
         <w:jc w:val="both"/>
       </w:pPr>
       <w:r>
@@ -2649,7 +2336,7 @@
     </w:p>
     <w:p>
       <w:pPr>
-        <w:spacing w:line="276" w:lineRule="auto" w:after="120"/>
+        <w:spacing w:line="240" w:lineRule="auto" w:after="120"/>
         <w:ind w:left="576"/>
       </w:pPr>
       <w:r>
@@ -2673,7 +2360,7 @@
     </w:p>
     <w:p>
       <w:pPr>
-        <w:spacing w:line="276" w:lineRule="auto" w:after="120"/>
+        <w:spacing w:line="240" w:lineRule="auto" w:after="120"/>
         <w:ind w:left="576"/>
       </w:pPr>
       <w:r>
@@ -2697,7 +2384,7 @@
     </w:p>
     <w:p>
       <w:pPr>
-        <w:spacing w:line="276" w:lineRule="auto" w:after="160" w:before="160"/>
+        <w:spacing w:line="240" w:lineRule="auto" w:after="160" w:before="160"/>
         <w:jc w:val="center"/>
       </w:pPr>
       <w:r>
@@ -2706,7 +2393,7 @@
     </w:p>
     <w:p>
       <w:pPr>
-        <w:spacing w:line="276" w:lineRule="auto" w:after="120"/>
+        <w:spacing w:line="240" w:lineRule="auto" w:after="120"/>
         <w:jc w:val="both"/>
       </w:pPr>
       <w:r>
@@ -2737,7 +2424,7 @@
     </w:p>
     <w:p>
       <w:pPr>
-        <w:spacing w:line="276" w:lineRule="auto" w:after="160" w:before="160"/>
+        <w:spacing w:line="240" w:lineRule="auto" w:after="160" w:before="160"/>
         <w:jc w:val="center"/>
       </w:pPr>
       <w:r>
@@ -2746,7 +2433,7 @@
     </w:p>
     <w:p>
       <w:pPr>
-        <w:spacing w:line="276" w:lineRule="auto" w:after="120"/>
+        <w:spacing w:line="240" w:lineRule="auto" w:after="120"/>
         <w:jc w:val="both"/>
       </w:pPr>
       <w:r>
@@ -2766,7 +2453,7 @@
     </w:p>
     <w:p>
       <w:pPr>
-        <w:spacing w:line="276" w:lineRule="auto" w:after="120"/>
+        <w:spacing w:line="240" w:lineRule="auto" w:after="120"/>
         <w:jc w:val="both"/>
       </w:pPr>
       <w:r>
@@ -2775,7 +2462,7 @@
     </w:p>
     <w:p>
       <w:pPr>
-        <w:spacing w:line="276" w:lineRule="auto" w:after="120"/>
+        <w:spacing w:line="240" w:lineRule="auto" w:after="120"/>
         <w:ind w:left="576"/>
       </w:pPr>
       <w:r>
@@ -2830,7 +2517,7 @@
     </w:p>
     <w:p>
       <w:pPr>
-        <w:spacing w:line="276" w:lineRule="auto" w:after="120"/>
+        <w:spacing w:line="240" w:lineRule="auto" w:after="120"/>
         <w:ind w:left="576"/>
       </w:pPr>
       <w:r>
@@ -2885,7 +2572,7 @@
     </w:p>
     <w:p>
       <w:pPr>
-        <w:spacing w:line="276" w:lineRule="auto" w:after="120"/>
+        <w:spacing w:line="240" w:lineRule="auto" w:after="120"/>
         <w:ind w:left="576"/>
       </w:pPr>
       <w:r>
@@ -2940,7 +2627,7 @@
     </w:p>
     <w:p>
       <w:pPr>
-        <w:spacing w:line="276" w:lineRule="auto" w:after="120"/>
+        <w:spacing w:line="240" w:lineRule="auto" w:after="120"/>
         <w:ind w:left="576"/>
       </w:pPr>
       <w:r>
@@ -2995,7 +2682,7 @@
     </w:p>
     <w:p>
       <w:pPr>
-        <w:spacing w:line="276" w:lineRule="auto" w:after="120"/>
+        <w:spacing w:line="240" w:lineRule="auto" w:after="120"/>
         <w:ind w:left="576"/>
       </w:pPr>
       <w:r>
@@ -3050,7 +2737,7 @@
     </w:p>
     <w:p>
       <w:pPr>
-        <w:spacing w:line="276" w:lineRule="auto" w:after="120"/>
+        <w:spacing w:line="240" w:lineRule="auto" w:after="120"/>
         <w:jc w:val="both"/>
       </w:pPr>
       <w:r>
@@ -3066,14 +2753,14 @@
           <w:rFonts w:ascii="Calibri" w:hAnsi="Calibri"/>
           <w:b/>
           <w:color w:val="3B82F6"/>
-          <w:sz w:val="24"/>
+          <w:sz w:val="28"/>
         </w:rPr>
         <w:t>4.5. Architecture de l'Application Streamlit et Code de Personnalisation</w:t>
       </w:r>
     </w:p>
     <w:p>
       <w:pPr>
-        <w:spacing w:line="276" w:lineRule="auto" w:after="120"/>
+        <w:spacing w:line="240" w:lineRule="auto" w:after="120"/>
         <w:jc w:val="both"/>
       </w:pPr>
       <w:r>
@@ -3086,12 +2773,12 @@
         <w:t>Streamlit</w:t>
       </w:r>
       <w:r>
-        <w:t xml:space="preserve"> en intégrant des scripts d'optimisation CSS et sémantiques très stricts répondant aux contraintes méthodologiques de l'IUT et du Dr. Smith (GEMINI.md) :</w:t>
+        <w:t xml:space="preserve"> en intégrant des scripts d'optimisation CSS et sémantiques très stricts répondant aux contraintes méthodologiques de l'IUT et de la Dr. Shahana Bano (GEMINI.md) :</w:t>
       </w:r>
     </w:p>
     <w:p>
       <w:pPr>
-        <w:spacing w:line="276" w:lineRule="auto" w:after="120"/>
+        <w:spacing w:line="240" w:lineRule="auto" w:after="120"/>
         <w:ind w:left="576"/>
       </w:pPr>
       <w:r>
@@ -3113,7 +2800,7 @@
     </w:p>
     <w:p>
       <w:pPr>
-        <w:spacing w:line="276" w:lineRule="auto" w:after="120"/>
+        <w:spacing w:line="240" w:lineRule="auto" w:after="120"/>
         <w:ind w:left="576"/>
       </w:pPr>
       <w:r>
@@ -3135,7 +2822,7 @@
     </w:p>
     <w:p>
       <w:pPr>
-        <w:spacing w:line="276" w:lineRule="auto" w:after="120"/>
+        <w:spacing w:line="240" w:lineRule="auto" w:after="120"/>
         <w:ind w:left="576"/>
       </w:pPr>
       <w:r>
@@ -3157,7 +2844,7 @@
     </w:p>
     <w:p>
       <w:pPr>
-        <w:spacing w:line="276" w:lineRule="auto" w:after="120"/>
+        <w:spacing w:line="240" w:lineRule="auto" w:after="120"/>
         <w:jc w:val="both"/>
       </w:pPr>
       <w:r>
@@ -3279,7 +2966,7 @@
     </w:p>
     <w:p>
       <w:pPr>
-        <w:spacing w:line="276" w:lineRule="auto" w:after="120"/>
+        <w:spacing w:line="240" w:lineRule="auto" w:after="120"/>
         <w:jc w:val="both"/>
       </w:pPr>
       <w:r>
@@ -3289,6 +2976,20 @@
     <w:p>
       <w:r>
         <w:br w:type="page"/>
+      </w:r>
+    </w:p>
+    <w:p>
+      <w:pPr>
+        <w:spacing w:before="240" w:after="120"/>
+      </w:pPr>
+      <w:r>
+        <w:rPr>
+          <w:rFonts w:ascii="Calibri" w:hAnsi="Calibri"/>
+          <w:b/>
+          <w:color w:val="3B82F6"/>
+          <w:sz w:val="36"/>
+        </w:rPr>
+        <w:t>5. CONCLUSION ET BILAN PROFESSIONNEL</w:t>
       </w:r>
     </w:p>
     <w:p>
@@ -3302,49 +3003,30 @@
           <w:color w:val="3B82F6"/>
           <w:sz w:val="28"/>
         </w:rPr>
-        <w:t>5. CONCLUSION ET BILAN PROFESSIONNEL</w:t>
+        <w:t>5.1. Bilan des Acquis et Réponses à la Problématique</w:t>
       </w:r>
     </w:p>
     <w:p>
-      <w:r>
-        <w:br w:type="page"/>
+      <w:pPr>
+        <w:spacing w:line="240" w:lineRule="auto" w:after="120"/>
+        <w:jc w:val="both"/>
+      </w:pPr>
+      <w:r>
+        <w:t>Le stage de dix semaines au sein de la School of Computing Science and Digital Media de Robert Gordon University a permis d'apporter des réponses méthodologiques et techniques robustes à la problématique de caractérisation et de quantification de la polarisation en ligne.</w:t>
       </w:r>
     </w:p>
     <w:p>
       <w:pPr>
-        <w:spacing w:before="240" w:after="120"/>
-      </w:pPr>
-      <w:r>
-        <w:rPr>
-          <w:rFonts w:ascii="Calibri" w:hAnsi="Calibri"/>
-          <w:b/>
-          <w:color w:val="3B82F6"/>
-          <w:sz w:val="24"/>
-        </w:rPr>
-        <w:t>5.1. Bilan des Acquis et Réponses à la Problématique</w:t>
+        <w:spacing w:line="240" w:lineRule="auto" w:after="120"/>
+        <w:jc w:val="both"/>
+      </w:pPr>
+      <w:r>
+        <w:t>En intégrant des disciplines complémentaires (traitement de données, apprentissage profond multimodal avec CLIP, théorie des réseaux complexes avec Louvain, ingénierie d'interfaces avec Streamlit), nous avons démontré que :</w:t>
       </w:r>
     </w:p>
     <w:p>
       <w:pPr>
-        <w:spacing w:line="276" w:lineRule="auto" w:after="120"/>
-        <w:jc w:val="both"/>
-      </w:pPr>
-      <w:r>
-        <w:t>Le stage de dix semaines au sein de la School of Computing Science and Digital Media de Robert Gordon University a permis d'apporter des réponses méthodologiques et techniques robustes à la problématique de caractérisation et de quantification de la polarisation en ligne.</w:t>
-      </w:r>
-    </w:p>
-    <w:p>
-      <w:pPr>
-        <w:spacing w:line="276" w:lineRule="auto" w:after="120"/>
-        <w:jc w:val="both"/>
-      </w:pPr>
-      <w:r>
-        <w:t>En intégrant des disciplines complémentaires (traitement de données, apprentissage profond multimodal avec CLIP, théorie des réseaux complexes avec Louvain, ingénierie d'interfaces avec Streamlit), nous avons démontré que :</w:t>
-      </w:r>
-    </w:p>
-    <w:p>
-      <w:pPr>
-        <w:spacing w:line="276" w:lineRule="auto" w:after="120"/>
+        <w:spacing w:line="240" w:lineRule="auto" w:after="120"/>
         <w:ind w:left="576"/>
       </w:pPr>
       <w:r>
@@ -3366,7 +3048,7 @@
     </w:p>
     <w:p>
       <w:pPr>
-        <w:spacing w:line="276" w:lineRule="auto" w:after="120"/>
+        <w:spacing w:line="240" w:lineRule="auto" w:after="120"/>
         <w:ind w:left="576"/>
       </w:pPr>
       <w:r>
@@ -3388,7 +3070,7 @@
     </w:p>
     <w:p>
       <w:pPr>
-        <w:spacing w:line="276" w:lineRule="auto" w:after="120"/>
+        <w:spacing w:line="240" w:lineRule="auto" w:after="120"/>
         <w:ind w:left="576"/>
       </w:pPr>
       <w:r>
@@ -3428,14 +3110,14 @@
           <w:rFonts w:ascii="Calibri" w:hAnsi="Calibri"/>
           <w:b/>
           <w:color w:val="3B82F6"/>
-          <w:sz w:val="24"/>
+          <w:sz w:val="28"/>
         </w:rPr>
         <w:t>5.2. État d'Avancement et Perspectives de Devenir des Projets</w:t>
       </w:r>
     </w:p>
     <w:p>
       <w:pPr>
-        <w:spacing w:line="276" w:lineRule="auto" w:after="120"/>
+        <w:spacing w:line="240" w:lineRule="auto" w:after="120"/>
         <w:jc w:val="both"/>
       </w:pPr>
       <w:r>
@@ -3444,7 +3126,7 @@
     </w:p>
     <w:p>
       <w:pPr>
-        <w:spacing w:line="276" w:lineRule="auto" w:after="120"/>
+        <w:spacing w:line="240" w:lineRule="auto" w:after="120"/>
         <w:ind w:left="576"/>
       </w:pPr>
       <w:r>
@@ -3459,7 +3141,7 @@
     </w:p>
     <w:p>
       <w:pPr>
-        <w:spacing w:line="276" w:lineRule="auto" w:after="120"/>
+        <w:spacing w:line="240" w:lineRule="auto" w:after="120"/>
         <w:ind w:left="576"/>
       </w:pPr>
       <w:r>
@@ -3474,7 +3156,7 @@
     </w:p>
     <w:p>
       <w:pPr>
-        <w:spacing w:line="276" w:lineRule="auto" w:after="120"/>
+        <w:spacing w:line="240" w:lineRule="auto" w:after="120"/>
         <w:ind w:left="576"/>
       </w:pPr>
       <w:r>
@@ -3489,48 +3171,11 @@
     </w:p>
     <w:p>
       <w:pPr>
-        <w:spacing w:line="276" w:lineRule="auto" w:after="120"/>
+        <w:spacing w:line="240" w:lineRule="auto" w:after="120"/>
         <w:jc w:val="both"/>
       </w:pPr>
       <w:r>
         <w:t>L'application développée va être intégrée dans les ressources logicielles permanentes du laboratoire de RGU. Elle sera utilisée par des chercheurs post-doctoraux pour mener des études comparatives à long terme sur l'évolution de la polarisation dans les pays anglophones au cours des prochaines campagnes électorales. Un projet d'extension prévoit également d'intégrer des scrapers dynamiques supplémentaires pour surveiller d'autres réseaux tels que Bluesky et Mastodon.</w:t>
-      </w:r>
-    </w:p>
-    <w:p>
-      <w:pPr>
-        <w:spacing w:before="240" w:after="120"/>
-      </w:pPr>
-      <w:r>
-        <w:rPr>
-          <w:rFonts w:ascii="Calibri" w:hAnsi="Calibri"/>
-          <w:b/>
-          <w:color w:val="3B82F6"/>
-          <w:sz w:val="24"/>
-        </w:rPr>
-        <w:t>5.3. Retour d'Expérience et Impact sur le Projet Professionnel</w:t>
-      </w:r>
-    </w:p>
-    <w:p>
-      <w:pPr>
-        <w:spacing w:line="276" w:lineRule="auto" w:after="120"/>
-        <w:jc w:val="both"/>
-      </w:pPr>
-      <w:r>
-        <w:t>Ce stage en Écosse a eu un impact considérable sur ma formation informatique et mon projet professionnel. Travailler quotidiennement dans un laboratoire universitaire étranger m'a permis d'assimiler les méthodes de recherche scientifique de haut niveau, d'approfondir mes connaissances théoriques en intelligence artificielle et de perfectionner mon niveau d'anglais professionnel.</w:t>
-      </w:r>
-    </w:p>
-    <w:p>
-      <w:pPr>
-        <w:spacing w:line="276" w:lineRule="auto" w:after="120"/>
-        <w:jc w:val="both"/>
-      </w:pPr>
-      <w:r>
-        <w:t>Cette expérience m'a convaincu de poursuivre mes études vers un Master spécialisé ou une école d'ingénieurs dans le domaine de l'intelligence artificielle et du traitement massif des données (Big Data). La capacité de coupler le développement logiciel traditionnel à des modélisations mathématiques et sémantiques complexes constitue un atout d'employabilité majeur que je souhaite continuer à cultiver.</w:t>
-      </w:r>
-    </w:p>
-    <w:p>
-      <w:r>
-        <w:br w:type="page"/>
       </w:r>
     </w:p>
     <w:p>
@@ -3544,22 +3189,39 @@
           <w:color w:val="3B82F6"/>
           <w:sz w:val="28"/>
         </w:rPr>
-        <w:t>6. AUTO-ÉVALUATION DES COMPÉTENCES DU BUT INFORMATIQUE</w:t>
+        <w:t>5.3. Retour d'Expérience et Impact sur le Projet Professionnel</w:t>
       </w:r>
     </w:p>
     <w:p>
-      <w:r>
-        <w:br w:type="page"/>
+      <w:pPr>
+        <w:spacing w:line="240" w:lineRule="auto" w:after="120"/>
+        <w:jc w:val="both"/>
+      </w:pPr>
+      <w:r>
+        <w:t>Ce stage en Écosse a eu un impact considérable sur ma formation informatique et mon projet professionnel. Travailler quotidiennement dans un laboratoire universitaire étranger m'a permis d'assimiler les méthodes de recherche scientifique de haut niveau, d'approfondir mes connaissances théoriques en intelligence artificielle et de perfectionner mon niveau d'anglais professionnel.</w:t>
       </w:r>
     </w:p>
     <w:p>
       <w:pPr>
-        <w:spacing w:line="276" w:lineRule="auto" w:after="120"/>
+        <w:spacing w:line="240" w:lineRule="auto" w:after="120"/>
         <w:jc w:val="both"/>
       </w:pPr>
       <w:r>
-        <w:t>Pour valider mon stage de deuxième année de BUT Informatique, j'ai confronté mes réalisations aux compétences clés définies par le référentiel national d'évaluation.</w:t>
-      </w:r>
+        <w:t>Cette expérience m'a convaincu de poursuivre mes études vers un Master spécialisé ou une école d'ingénieurs dans le domaine de l'intelligence artificielle et du traitement massif des données (Big Data). La capacité de coupler le développement logiciel traditionnel à des modélisations mathématiques et sémantiques complexes constitue un atout d'employabilité majeur que je souhaite continuer à cultiver.</w:t>
+      </w:r>
+    </w:p>
+    <w:p>
+      <w:pPr>
+        <w:sectPr>
+          <w:headerReference w:type="default" r:id="rId9"/>
+          <w:footerReference w:type="default" r:id="rId10"/>
+          <w:pgSz w:w="12240" w:h="15840"/>
+          <w:pgMar w:top="1440" w:right="1440" w:bottom="1440" w:left="1440" w:header="720" w:footer="720" w:gutter="0"/>
+          <w:cols w:space="720"/>
+          <w:titlePg/>
+          <w:docGrid w:linePitch="360"/>
+        </w:sectPr>
+      </w:pPr>
     </w:p>
     <w:p>
       <w:pPr>
@@ -3570,412 +3232,18 @@
           <w:rFonts w:ascii="Calibri" w:hAnsi="Calibri"/>
           <w:b/>
           <w:color w:val="3B82F6"/>
-          <w:sz w:val="24"/>
+          <w:sz w:val="36"/>
         </w:rPr>
-        <w:t>6.1. Compétence 1 : Réaliser un Développement</w:t>
+        <w:t>6. AUTO-ÉVALUATION DES COMPÉTENCES DU BUT INFORMATIQUE</w:t>
       </w:r>
     </w:p>
     <w:p>
       <w:pPr>
-        <w:spacing w:line="276" w:lineRule="auto" w:after="120"/>
+        <w:spacing w:line="240" w:lineRule="auto" w:after="120"/>
         <w:jc w:val="both"/>
       </w:pPr>
-      <w:r/>
-      <w:r>
-        <w:rPr>
-          <w:b/>
-        </w:rPr>
-        <w:t>Auto-évaluation de niveau</w:t>
-      </w:r>
-      <w:r>
-        <w:t xml:space="preserve"> :</w:t>
-      </w:r>
-    </w:p>
-    <w:p>
-      <w:pPr>
-        <w:spacing w:line="276" w:lineRule="auto" w:after="120"/>
-        <w:ind w:left="576"/>
-      </w:pPr>
-      <w:r>
-        <w:rPr>
-          <w:b/>
-        </w:rPr>
-        <w:t xml:space="preserve">•  </w:t>
-      </w:r>
-      <w:r>
-        <w:t xml:space="preserve">  </w:t>
-      </w:r>
-      <w:r>
-        <w:rPr>
-          <w:i/>
-        </w:rPr>
-        <w:t>Avant l'expérience</w:t>
-      </w:r>
-      <w:r>
-        <w:t xml:space="preserve"> : 2,5 / 5</w:t>
-      </w:r>
-    </w:p>
-    <w:p>
-      <w:pPr>
-        <w:spacing w:line="276" w:lineRule="auto" w:after="120"/>
-        <w:ind w:left="576"/>
-      </w:pPr>
-      <w:r>
-        <w:rPr>
-          <w:b/>
-        </w:rPr>
-        <w:t xml:space="preserve">•  </w:t>
-      </w:r>
-      <w:r>
-        <w:t xml:space="preserve">  </w:t>
-      </w:r>
-      <w:r>
-        <w:rPr>
-          <w:i/>
-        </w:rPr>
-        <w:t>Après l'expérience</w:t>
-      </w:r>
-      <w:r>
-        <w:t xml:space="preserve"> : 4,5 / 5</w:t>
-      </w:r>
-    </w:p>
-    <w:p>
-      <w:pPr>
-        <w:spacing w:line="276" w:lineRule="auto" w:after="120"/>
-        <w:jc w:val="both"/>
-      </w:pPr>
-      <w:r/>
-      <w:r>
-        <w:rPr>
-          <w:b/>
-        </w:rPr>
-        <w:t>Justification technique des acquis</w:t>
-      </w:r>
-      <w:r>
-        <w:t xml:space="preserve"> :</w:t>
-      </w:r>
-    </w:p>
-    <w:p>
-      <w:pPr>
-        <w:spacing w:line="276" w:lineRule="auto" w:after="120"/>
-        <w:jc w:val="both"/>
-      </w:pPr>
-      <w:r>
-        <w:t>Au cours de ce stage, j'ai structuré le code du projet sous forme de modules Python hautement réutilisables, séparant l'acquisition des données (`youtube_dataset_fetcher.py`), l'analyse multimodale (`clip_feature_extractor.py`), l'analyse de réseaux (`hashtag_network_analysis.py`, `cross_platform_network.py`) et la visualisation (`app.py`). J'ai respecté des règles de développement professionnelles (gestion des environnements virtuels `.venv`, isolation des clés de configuration privées via des variables d'environnement dans un fichier `.env`, documentation des fonctions par docstrings, versioning propre sous Git). Le développement de l'interface réactive sous Streamlit a également requis la mise en place de structures logicielles dynamiques pour l'import de jeux de données par l'utilisateur final en gérant le typage dynamique des colonnes CSV.</w:t>
-      </w:r>
-    </w:p>
-    <w:p>
-      <w:pPr>
-        <w:spacing w:before="240" w:after="120"/>
-      </w:pPr>
-      <w:r>
-        <w:rPr>
-          <w:rFonts w:ascii="Calibri" w:hAnsi="Calibri"/>
-          <w:b/>
-          <w:color w:val="3B82F6"/>
-          <w:sz w:val="24"/>
-        </w:rPr>
-        <w:t>6.2. Compétence 2 : Optimiser des Applications</w:t>
-      </w:r>
-    </w:p>
-    <w:p>
-      <w:pPr>
-        <w:spacing w:line="276" w:lineRule="auto" w:after="120"/>
-        <w:jc w:val="both"/>
-      </w:pPr>
-      <w:r/>
-      <w:r>
-        <w:rPr>
-          <w:b/>
-        </w:rPr>
-        <w:t>Auto-évaluation de niveau</w:t>
-      </w:r>
-      <w:r>
-        <w:t xml:space="preserve"> :</w:t>
-      </w:r>
-    </w:p>
-    <w:p>
-      <w:pPr>
-        <w:spacing w:line="276" w:lineRule="auto" w:after="120"/>
-        <w:ind w:left="576"/>
-      </w:pPr>
-      <w:r>
-        <w:rPr>
-          <w:b/>
-        </w:rPr>
-        <w:t xml:space="preserve">•  </w:t>
-      </w:r>
-      <w:r>
-        <w:t xml:space="preserve">  </w:t>
-      </w:r>
-      <w:r>
-        <w:rPr>
-          <w:i/>
-        </w:rPr>
-        <w:t>Avant l'expérience</w:t>
-      </w:r>
-      <w:r>
-        <w:t xml:space="preserve"> : 2,0 / 5</w:t>
-      </w:r>
-    </w:p>
-    <w:p>
-      <w:pPr>
-        <w:spacing w:line="276" w:lineRule="auto" w:after="120"/>
-        <w:ind w:left="576"/>
-      </w:pPr>
-      <w:r>
-        <w:rPr>
-          <w:b/>
-        </w:rPr>
-        <w:t xml:space="preserve">•  </w:t>
-      </w:r>
-      <w:r>
-        <w:t xml:space="preserve">  </w:t>
-      </w:r>
-      <w:r>
-        <w:rPr>
-          <w:i/>
-        </w:rPr>
-        <w:t>Après l'expérience</w:t>
-      </w:r>
-      <w:r>
-        <w:t xml:space="preserve"> : 4,0 / 5</w:t>
-      </w:r>
-    </w:p>
-    <w:p>
-      <w:pPr>
-        <w:spacing w:line="276" w:lineRule="auto" w:after="120"/>
-        <w:jc w:val="both"/>
-      </w:pPr>
-      <w:r/>
-      <w:r>
-        <w:rPr>
-          <w:b/>
-        </w:rPr>
-        <w:t>Justification technique des acquis</w:t>
-      </w:r>
-      <w:r>
-        <w:t xml:space="preserve"> :</w:t>
-      </w:r>
-    </w:p>
-    <w:p>
-      <w:pPr>
-        <w:spacing w:line="276" w:lineRule="auto" w:after="120"/>
-        <w:jc w:val="both"/>
-      </w:pPr>
-      <w:r>
-        <w:t>L'un des défis majeurs a été l'optimisation des performances de rendu graphique et du temps d'exécution des modèles NLP. Pour le traitement multimodal, j'ai configuré le script pour détecter automatiquement et tirer parti des architectures matérielles matérielles disponibles (MPS pour Apple Silicon M1/M2, CUDA pour GPUs NVIDIA), permettant d'accélérer par un facteur 15 l'extraction de similarités CLIP par rapport à un processeur CPU classique. Côté visualisation, afficher un graphe fusionné de 20 641 nœuds et 18 087 arêtes sous forme d'arbre DOM standard provoquait un blocage total du navigateur. J'ai résolu ce problème en intégrant le module Plotly WebGL (`go.Scattergl`), qui déporte le calcul de rendu matriciel directement sur la carte graphique de l'ordinateur client. De plus, j'ai optimisé les temps de chargement de l'application Streamlit en utilisant les décorateurs de cache mémoire (`st.cache_data`) afin d'éviter le re-calcul des algorithmes de centralité ou le re-chargement répété des bases de données CSV lors de chaque interaction sur l'interface.</w:t>
-      </w:r>
-    </w:p>
-    <w:p>
-      <w:pPr>
-        <w:spacing w:before="240" w:after="120"/>
-      </w:pPr>
-      <w:r>
-        <w:rPr>
-          <w:rFonts w:ascii="Calibri" w:hAnsi="Calibri"/>
-          <w:b/>
-          <w:color w:val="3B82F6"/>
-          <w:sz w:val="24"/>
-        </w:rPr>
-        <w:t>6.3. Compétence 3 : Gérer des Données</w:t>
-      </w:r>
-    </w:p>
-    <w:p>
-      <w:pPr>
-        <w:spacing w:line="276" w:lineRule="auto" w:after="120"/>
-        <w:jc w:val="both"/>
-      </w:pPr>
-      <w:r/>
-      <w:r>
-        <w:rPr>
-          <w:b/>
-        </w:rPr>
-        <w:t>Auto-évaluation de niveau</w:t>
-      </w:r>
-      <w:r>
-        <w:t xml:space="preserve"> :</w:t>
-      </w:r>
-    </w:p>
-    <w:p>
-      <w:pPr>
-        <w:spacing w:line="276" w:lineRule="auto" w:after="120"/>
-        <w:ind w:left="576"/>
-      </w:pPr>
-      <w:r>
-        <w:rPr>
-          <w:b/>
-        </w:rPr>
-        <w:t xml:space="preserve">•  </w:t>
-      </w:r>
-      <w:r>
-        <w:t xml:space="preserve">  </w:t>
-      </w:r>
-      <w:r>
-        <w:rPr>
-          <w:i/>
-        </w:rPr>
-        <w:t>Avant l'expérience</w:t>
-      </w:r>
-      <w:r>
-        <w:t xml:space="preserve"> : 3,0 / 5</w:t>
-      </w:r>
-    </w:p>
-    <w:p>
-      <w:pPr>
-        <w:spacing w:line="276" w:lineRule="auto" w:after="120"/>
-        <w:ind w:left="576"/>
-      </w:pPr>
-      <w:r>
-        <w:rPr>
-          <w:b/>
-        </w:rPr>
-        <w:t xml:space="preserve">•  </w:t>
-      </w:r>
-      <w:r>
-        <w:t xml:space="preserve">  </w:t>
-      </w:r>
-      <w:r>
-        <w:rPr>
-          <w:i/>
-        </w:rPr>
-        <w:t>Après l'expérience</w:t>
-      </w:r>
-      <w:r>
-        <w:t xml:space="preserve"> : 4,5 / 5</w:t>
-      </w:r>
-    </w:p>
-    <w:p>
-      <w:pPr>
-        <w:spacing w:line="276" w:lineRule="auto" w:after="120"/>
-        <w:jc w:val="both"/>
-      </w:pPr>
-      <w:r/>
-      <w:r>
-        <w:rPr>
-          <w:b/>
-        </w:rPr>
-        <w:t>Justification technique des acquis</w:t>
-      </w:r>
-      <w:r>
-        <w:t xml:space="preserve"> :</w:t>
-      </w:r>
-    </w:p>
-    <w:p>
-      <w:pPr>
-        <w:spacing w:line="276" w:lineRule="auto" w:after="120"/>
-        <w:jc w:val="both"/>
-      </w:pPr>
-      <w:r>
-        <w:t>Ce projet reposait entièrement sur la manipulation de bases de données volumineuses et hétérogènes. J'ai conçu un schéma de données robuste découpé en trois couches structurelles : posts bruts, caractéristiques sémantiques NLP, et caractéristiques structurelles réseau. J'ai mis au point un pipeline complet d'ingénierie des données via la bibliothèque Pandas, incluant la gestion des valeurs manquantes, la déduplication et le filtrage sémantique. J'ai modélisé des graphes complexes sous NetworkX en appliquant des algorithmes de filtrage de degré (retrait des nœuds parasites de degré inférieur à 3) pour éliminer le bruit structurel et isoler le noyau dur des chambres d'écho. L'export des graphes cross-platform a été standardisé sous forme de fichiers GML et de coordonnées JSON précalculées pour assurer la portabilité et la pérennité des données d'affichage.</w:t>
-      </w:r>
-    </w:p>
-    <w:p>
-      <w:pPr>
-        <w:spacing w:before="240" w:after="120"/>
-      </w:pPr>
-      <w:r>
-        <w:rPr>
-          <w:rFonts w:ascii="Calibri" w:hAnsi="Calibri"/>
-          <w:b/>
-          <w:color w:val="3B82F6"/>
-          <w:sz w:val="24"/>
-        </w:rPr>
-        <w:t>6.4. Compétence 5 : Conduire un Projet</w:t>
-      </w:r>
-    </w:p>
-    <w:p>
-      <w:pPr>
-        <w:spacing w:line="276" w:lineRule="auto" w:after="120"/>
-        <w:jc w:val="both"/>
-      </w:pPr>
-      <w:r/>
-      <w:r>
-        <w:rPr>
-          <w:b/>
-        </w:rPr>
-        <w:t>Auto-évaluation de niveau</w:t>
-      </w:r>
-      <w:r>
-        <w:t xml:space="preserve"> :</w:t>
-      </w:r>
-    </w:p>
-    <w:p>
-      <w:pPr>
-        <w:spacing w:line="276" w:lineRule="auto" w:after="120"/>
-        <w:ind w:left="576"/>
-      </w:pPr>
-      <w:r>
-        <w:rPr>
-          <w:b/>
-        </w:rPr>
-        <w:t xml:space="preserve">•  </w:t>
-      </w:r>
-      <w:r>
-        <w:t xml:space="preserve">  </w:t>
-      </w:r>
-      <w:r>
-        <w:rPr>
-          <w:i/>
-        </w:rPr>
-        <w:t>Avant l'expérience</w:t>
-      </w:r>
-      <w:r>
-        <w:t xml:space="preserve"> : 2,0 / 5</w:t>
-      </w:r>
-    </w:p>
-    <w:p>
-      <w:pPr>
-        <w:spacing w:line="276" w:lineRule="auto" w:after="120"/>
-        <w:ind w:left="576"/>
-      </w:pPr>
-      <w:r>
-        <w:rPr>
-          <w:b/>
-        </w:rPr>
-        <w:t xml:space="preserve">•  </w:t>
-      </w:r>
-      <w:r>
-        <w:t xml:space="preserve">  </w:t>
-      </w:r>
-      <w:r>
-        <w:rPr>
-          <w:i/>
-        </w:rPr>
-        <w:t>Après l'expérience</w:t>
-      </w:r>
-      <w:r>
-        <w:t xml:space="preserve"> : 4,0 / 5</w:t>
-      </w:r>
-    </w:p>
-    <w:p>
-      <w:pPr>
-        <w:spacing w:line="276" w:lineRule="auto" w:after="120"/>
-        <w:jc w:val="both"/>
-      </w:pPr>
-      <w:r/>
-      <w:r>
-        <w:rPr>
-          <w:b/>
-        </w:rPr>
-        <w:t>Justification technique des acquis</w:t>
-      </w:r>
-      <w:r>
-        <w:t xml:space="preserve"> :</w:t>
-      </w:r>
-    </w:p>
-    <w:p>
-      <w:pPr>
-        <w:spacing w:line="276" w:lineRule="auto" w:after="120"/>
-        <w:jc w:val="both"/>
-      </w:pPr>
-      <w:r>
-        <w:t>En travaillant de manière autonome au sein d'une équipe de recherche internationale, j'ai dû piloter l'avancement de mes livrables de manière extrêmement rigoureuse. Je me suis appuyé sur un plan de développement structuré en 10 semaines, consigné dans un fichier de suivi de projet (`docs/internship_roadmap_wethem.xlsx`), et j'ai documenté mes progrès hebdomadaires dans le fichier d'accompagnement de l'IUT. J'ai su faire preuve d'autonomie et d'adaptation lorsque les contraintes techniques l'imposaient : par exemple, lors du blocage d'accès à l'API Reddit PRAW, j'ai immédiatement pivoté vers une intégration de datasets sémantiques équivalents pré-compilés sur Hugging Face pour ne pas retarder le calendrier du projet. Les revues de sprints hebdomadaires avec le Dr. John Smith m'ont permis d'ajuster continuellement la portée de mes livrables pour répondre parfaitement aux attentes de recherche de l'organisme d'accueil.</w:t>
-      </w:r>
-    </w:p>
-    <w:p>
-      <w:r>
-        <w:br w:type="page"/>
+      <w:r>
+        <w:t>Pour valider mon stage de deuxième année de BUT Informatique, j'ai confronté mes réalisations aux compétences clés définies par le référentiel national d'évaluation.</w:t>
       </w:r>
     </w:p>
     <w:p>
@@ -3989,31 +3257,28 @@
           <w:color w:val="3B82F6"/>
           <w:sz w:val="28"/>
         </w:rPr>
-        <w:t>7. GLOSSAIRE ET BIBLIOGRAPHIE</w:t>
+        <w:t>6.1. Compétence 1 : Réaliser un Développement</w:t>
       </w:r>
     </w:p>
     <w:p>
-      <w:r>
-        <w:br w:type="page"/>
+      <w:pPr>
+        <w:spacing w:line="240" w:lineRule="auto" w:after="120"/>
+        <w:jc w:val="both"/>
+      </w:pPr>
+      <w:r/>
+      <w:r>
+        <w:rPr>
+          <w:b/>
+        </w:rPr>
+        <w:t>Auto-évaluation de niveau</w:t>
+      </w:r>
+      <w:r>
+        <w:t xml:space="preserve"> :</w:t>
       </w:r>
     </w:p>
     <w:p>
       <w:pPr>
-        <w:spacing w:before="240" w:after="120"/>
-      </w:pPr>
-      <w:r>
-        <w:rPr>
-          <w:rFonts w:ascii="Calibri" w:hAnsi="Calibri"/>
-          <w:b/>
-          <w:color w:val="3B82F6"/>
-          <w:sz w:val="24"/>
-        </w:rPr>
-        <w:t>7.1. Glossaire Technique</w:t>
-      </w:r>
-    </w:p>
-    <w:p>
-      <w:pPr>
-        <w:spacing w:line="276" w:lineRule="auto" w:after="120"/>
+        <w:spacing w:line="240" w:lineRule="auto" w:after="120"/>
         <w:ind w:left="576"/>
       </w:pPr>
       <w:r>
@@ -4027,17 +3292,17 @@
       </w:r>
       <w:r>
         <w:rPr>
-          <w:b/>
+          <w:i/>
         </w:rPr>
-        <w:t>Modularité (Modularity Score $Q$)</w:t>
-      </w:r>
-      <w:r>
-        <w:t xml:space="preserve"> : Métrique de théorie des graphes mesurant la force de la division d'un réseau en modules ou communautés. Un score proche de 1 indique que les nœuds internes d'un module possèdent de nombreuses liaisons réciproques, mais presque aucune liaison avec l'extérieur.</w:t>
+        <w:t>Avant l'expérience</w:t>
+      </w:r>
+      <w:r>
+        <w:t xml:space="preserve"> : 2,5 / 5</w:t>
       </w:r>
     </w:p>
     <w:p>
       <w:pPr>
-        <w:spacing w:line="276" w:lineRule="auto" w:after="120"/>
+        <w:spacing w:line="240" w:lineRule="auto" w:after="120"/>
         <w:ind w:left="576"/>
       </w:pPr>
       <w:r>
@@ -4051,295 +3316,37 @@
       </w:r>
       <w:r>
         <w:rPr>
-          <w:b/>
+          <w:i/>
         </w:rPr>
-        <w:t>CLIP (Contrastive Language-Image Pre-training)</w:t>
-      </w:r>
-      <w:r>
-        <w:t xml:space="preserve"> : Architecture de réseau de neurones profonds développée par OpenAI, entraînée pour projeter conjointement des images et des textes dans un espace vectoriel sémantique commun afin de mesurer leur degré d'alignement ou de réaliser de la classification zero-shot.</w:t>
+        <w:t>Après l'expérience</w:t>
+      </w:r>
+      <w:r>
+        <w:t xml:space="preserve"> : 4,5 / 5</w:t>
       </w:r>
     </w:p>
     <w:p>
       <w:pPr>
-        <w:spacing w:line="276" w:lineRule="auto" w:after="120"/>
-        <w:ind w:left="576"/>
-      </w:pPr>
+        <w:spacing w:line="240" w:lineRule="auto" w:after="120"/>
+        <w:jc w:val="both"/>
+      </w:pPr>
+      <w:r/>
       <w:r>
         <w:rPr>
           <w:b/>
         </w:rPr>
-        <w:t xml:space="preserve">•  </w:t>
-      </w:r>
-      <w:r>
-        <w:t xml:space="preserve">  </w:t>
-      </w:r>
-      <w:r>
-        <w:rPr>
-          <w:b/>
-        </w:rPr>
-        <w:t>Zero-Shot Classification</w:t>
-      </w:r>
-      <w:r>
-        <w:t xml:space="preserve"> : Capacité d'un modèle d'apprentissage profond à classifier correctement des données (images, textes) dans des catégories sémantiques pour lesquelles il n'a reçu aucun exemple d'entraînement explicite préalable, en exploitant uniquement des descriptions textuelles.</w:t>
+        <w:t>Justification technique des acquis</w:t>
+      </w:r>
+      <w:r>
+        <w:t xml:space="preserve"> :</w:t>
       </w:r>
     </w:p>
     <w:p>
       <w:pPr>
-        <w:spacing w:line="276" w:lineRule="auto" w:after="120"/>
-        <w:ind w:left="576"/>
-      </w:pPr>
-      <w:r>
-        <w:rPr>
-          <w:b/>
-        </w:rPr>
-        <w:t xml:space="preserve">•  </w:t>
-      </w:r>
-      <w:r>
-        <w:t xml:space="preserve">  </w:t>
-      </w:r>
-      <w:r>
-        <w:rPr>
-          <w:b/>
-        </w:rPr>
-        <w:t>Perspective API</w:t>
-      </w:r>
-      <w:r>
-        <w:t xml:space="preserve"> : Service web basé sur l'apprentissage automatique développé par Jigsaw (filiale de Google), permettant d'évaluer la toxicité contextuelle d'un texte et de fournir une note probabiliste représentant le risque qu'un commentaire soit perçu comme abusif ou agressif.</w:t>
-      </w:r>
-    </w:p>
-    <w:p>
-      <w:pPr>
-        <w:spacing w:line="276" w:lineRule="auto" w:after="120"/>
-        <w:ind w:left="576"/>
-      </w:pPr>
-      <w:r>
-        <w:rPr>
-          <w:b/>
-        </w:rPr>
-        <w:t xml:space="preserve">•  </w:t>
-      </w:r>
-      <w:r>
-        <w:t xml:space="preserve">  </w:t>
-      </w:r>
-      <w:r>
-        <w:rPr>
-          <w:b/>
-        </w:rPr>
-        <w:t>Similarité Cosinus</w:t>
-      </w:r>
-      <w:r>
-        <w:t xml:space="preserve"> : Mesure de similarité entre deux vecteurs non nuls projetés dans un espace multidimensionnel, calculant le cosinus de l'angle qui les sépare. Utilisée pour évaluer la proximité conceptuelle de deux représentations sémantiques.</w:t>
-      </w:r>
-    </w:p>
-    <w:p>
-      <w:pPr>
-        <w:spacing w:line="276" w:lineRule="auto" w:after="120"/>
-        <w:ind w:left="576"/>
-      </w:pPr>
-      <w:r>
-        <w:rPr>
-          <w:b/>
-        </w:rPr>
-        <w:t xml:space="preserve">•  </w:t>
-      </w:r>
-      <w:r>
-        <w:t xml:space="preserve">  </w:t>
-      </w:r>
-      <w:r>
-        <w:rPr>
-          <w:b/>
-        </w:rPr>
-        <w:t>SNA (Social Network Analysis)</w:t>
-      </w:r>
-      <w:r>
-        <w:t xml:space="preserve"> : Méthodologie scientifique appliquant la théorie des graphes à la modélisation et à l'étude des structures d'interactions sociales, des flux d'information et de l'influence relative des individus au sein d'un groupe.</w:t>
-      </w:r>
-    </w:p>
-    <w:p>
-      <w:pPr>
-        <w:spacing w:line="276" w:lineRule="auto" w:after="120"/>
-        <w:ind w:left="576"/>
-      </w:pPr>
-      <w:r>
-        <w:rPr>
-          <w:b/>
-        </w:rPr>
-        <w:t xml:space="preserve">•  </w:t>
-      </w:r>
-      <w:r>
-        <w:t xml:space="preserve">  </w:t>
-      </w:r>
-      <w:r>
-        <w:rPr>
-          <w:b/>
-        </w:rPr>
-        <w:t>MPS (Metal Performance Shaders)</w:t>
-      </w:r>
-      <w:r>
-        <w:t xml:space="preserve"> : Framework d'accélération matérielle d'Apple permettant de déporter les calculs matriciels lourds (tels que ceux des modèles de Deep Learning sous PyTorch) directement sur les processeurs graphiques unifiés des architectures Apple Silicon (M1/M2/M3).</w:t>
-      </w:r>
-    </w:p>
-    <w:p>
-      <w:pPr>
-        <w:spacing w:line="276" w:lineRule="auto" w:after="120"/>
-        <w:ind w:left="576"/>
-      </w:pPr>
-      <w:r>
-        <w:rPr>
-          <w:b/>
-        </w:rPr>
-        <w:t xml:space="preserve">•  </w:t>
-      </w:r>
-      <w:r>
-        <w:t xml:space="preserve">  </w:t>
-      </w:r>
-      <w:r>
-        <w:rPr>
-          <w:b/>
-        </w:rPr>
-        <w:t>GML (Graph Modeling Language)</w:t>
-      </w:r>
-      <w:r>
-        <w:t xml:space="preserve"> : Format textuel standardisé et hautement portable permettant de stocker les informations topologiques d'un graphe (nœuds, arêtes, poids, attributs sémantiques) et compatible avec la majorité des logiciels de théorie des graphes (Gephi, Cytoscape, NetworkX).</w:t>
-      </w:r>
-    </w:p>
-    <w:p>
-      <w:pPr>
-        <w:spacing w:before="240" w:after="120"/>
-      </w:pPr>
-      <w:r>
-        <w:rPr>
-          <w:rFonts w:ascii="Calibri" w:hAnsi="Calibri"/>
-          <w:b/>
-          <w:color w:val="3B82F6"/>
-          <w:sz w:val="24"/>
-        </w:rPr>
-        <w:t>7.2. Bibliographie Académique</w:t>
-      </w:r>
-    </w:p>
-    <w:p>
-      <w:pPr>
-        <w:spacing w:line="276" w:lineRule="auto" w:after="120"/>
-        <w:ind w:left="576"/>
-      </w:pPr>
-      <w:r>
-        <w:rPr>
-          <w:b/>
-        </w:rPr>
-        <w:t xml:space="preserve">1.  </w:t>
-      </w:r>
-      <w:r>
-        <w:t xml:space="preserve">Bastian, M., Heymann, S., &amp; Jacomy, M. (2009). </w:t>
-      </w:r>
-      <w:r>
-        <w:rPr>
-          <w:i/>
-        </w:rPr>
-        <w:t>Gephi: an open source software for exploring and manipulating networks</w:t>
-      </w:r>
-      <w:r>
-        <w:t>. International AAAI Conference on Weblogs and Social Media.</w:t>
-      </w:r>
-    </w:p>
-    <w:p>
-      <w:pPr>
-        <w:spacing w:line="276" w:lineRule="auto" w:after="120"/>
-        <w:ind w:left="576"/>
-      </w:pPr>
-      <w:r>
-        <w:rPr>
-          <w:b/>
-        </w:rPr>
-        <w:t xml:space="preserve">2.  </w:t>
-      </w:r>
-      <w:r>
-        <w:t xml:space="preserve">Blondel, V. D., Guillaume, J. L., Lambiotte, R., &amp; Lefebvre, E. (2008). </w:t>
-      </w:r>
-      <w:r>
-        <w:rPr>
-          <w:i/>
-        </w:rPr>
-        <w:t>Fast unfolding of communities in large networks</w:t>
-      </w:r>
-      <w:r>
-        <w:t>. Journal of Statistical Mechanics: Theory and Experiment, 2008(10), P10008.</w:t>
-      </w:r>
-    </w:p>
-    <w:p>
-      <w:pPr>
-        <w:spacing w:line="276" w:lineRule="auto" w:after="120"/>
-        <w:ind w:left="576"/>
-      </w:pPr>
-      <w:r>
-        <w:rPr>
-          <w:b/>
-        </w:rPr>
-        <w:t xml:space="preserve">3.  </w:t>
-      </w:r>
-      <w:r>
-        <w:t xml:space="preserve">Radford, A., Kim, J. W., Hallacy, C., Ramesh, A., Goh, G., Agarwal, S., Sastry, G., Askell, A., Mishkin, P., Clark, J., Krueger, G., &amp; Sutskever, I. (2021). </w:t>
-      </w:r>
-      <w:r>
-        <w:rPr>
-          <w:i/>
-        </w:rPr>
-        <w:t>Learning Transferable Visual Models From Natural Language Supervision</w:t>
-      </w:r>
-      <w:r>
-        <w:t>. International Conference on Machine Learning (ICML).</w:t>
-      </w:r>
-    </w:p>
-    <w:p>
-      <w:pPr>
-        <w:spacing w:line="276" w:lineRule="auto" w:after="120"/>
-        <w:ind w:left="576"/>
-      </w:pPr>
-      <w:r>
-        <w:rPr>
-          <w:b/>
-        </w:rPr>
-        <w:t xml:space="preserve">4.  </w:t>
-      </w:r>
-      <w:r>
-        <w:t xml:space="preserve">Jigsaw, Google. (2020). </w:t>
-      </w:r>
-      <w:r>
-        <w:rPr>
-          <w:i/>
-        </w:rPr>
-        <w:t>Perspective API Technical Documentation: Modeling and Quantifying Hateful and Toxic Language</w:t>
-      </w:r>
-      <w:r>
-        <w:t>. Google Developer Resources.</w:t>
-      </w:r>
-    </w:p>
-    <w:p>
-      <w:pPr>
-        <w:spacing w:line="276" w:lineRule="auto" w:after="120"/>
-        <w:ind w:left="576"/>
-      </w:pPr>
-      <w:r>
-        <w:rPr>
-          <w:b/>
-        </w:rPr>
-        <w:t xml:space="preserve">5.  </w:t>
-      </w:r>
-      <w:r>
-        <w:t xml:space="preserve">Conover, M. D., Ratkiewicz, J., Francisco, M., Gonçalves, B., Menczer, F., &amp; Flammini, A. (2011). </w:t>
-      </w:r>
-      <w:r>
-        <w:rPr>
-          <w:i/>
-        </w:rPr>
-        <w:t>Political polarization on twitter</w:t>
-      </w:r>
-      <w:r>
-        <w:t>. International AAAI Conference on Webgraphs and Social Media.</w:t>
-      </w:r>
-    </w:p>
-    <w:p>
-      <w:r>
-        <w:br w:type="page"/>
+        <w:spacing w:line="240" w:lineRule="auto" w:after="120"/>
+        <w:jc w:val="both"/>
+      </w:pPr>
+      <w:r>
+        <w:t>Au cours de ce stage, j'ai structuré le code du projet sous forme de modules Python hautement réutilisables, séparant l'acquisition des données (`youtube_dataset_fetcher.py`), l'analyse multimodale (`clip_feature_extractor.py`), l'analyse de réseaux (`hashtag_network_analysis.py`, `cross_platform_network.py`) et la visualisation (`app.py`). J'ai respecté des règles de développement professionnelles (gestion des environnements virtuels `.venv`, isolation des clés de configuration privées via des variables d'environnement dans un fichier `.env`, documentation des fonctions par docstrings, versioning propre sous Git). Le développement de l'interface réactive sous Streamlit a également requis la mise en place de structures logicielles dynamiques pour l'import de jeux de données par l'utilisateur final en gérant le typage dynamique des colonnes CSV.</w:t>
       </w:r>
     </w:p>
     <w:p>
@@ -4353,12 +3360,96 @@
           <w:color w:val="3B82F6"/>
           <w:sz w:val="28"/>
         </w:rPr>
-        <w:t>8. ANNEXES</w:t>
+        <w:t>6.2. Compétence 2 : Optimiser des Applications</w:t>
       </w:r>
     </w:p>
     <w:p>
-      <w:r>
-        <w:br w:type="page"/>
+      <w:pPr>
+        <w:spacing w:line="240" w:lineRule="auto" w:after="120"/>
+        <w:jc w:val="both"/>
+      </w:pPr>
+      <w:r/>
+      <w:r>
+        <w:rPr>
+          <w:b/>
+        </w:rPr>
+        <w:t>Auto-évaluation de niveau</w:t>
+      </w:r>
+      <w:r>
+        <w:t xml:space="preserve"> :</w:t>
+      </w:r>
+    </w:p>
+    <w:p>
+      <w:pPr>
+        <w:spacing w:line="240" w:lineRule="auto" w:after="120"/>
+        <w:ind w:left="576"/>
+      </w:pPr>
+      <w:r>
+        <w:rPr>
+          <w:b/>
+        </w:rPr>
+        <w:t xml:space="preserve">•  </w:t>
+      </w:r>
+      <w:r>
+        <w:t xml:space="preserve">  </w:t>
+      </w:r>
+      <w:r>
+        <w:rPr>
+          <w:i/>
+        </w:rPr>
+        <w:t>Avant l'expérience</w:t>
+      </w:r>
+      <w:r>
+        <w:t xml:space="preserve"> : 2,0 / 5</w:t>
+      </w:r>
+    </w:p>
+    <w:p>
+      <w:pPr>
+        <w:spacing w:line="240" w:lineRule="auto" w:after="120"/>
+        <w:ind w:left="576"/>
+      </w:pPr>
+      <w:r>
+        <w:rPr>
+          <w:b/>
+        </w:rPr>
+        <w:t xml:space="preserve">•  </w:t>
+      </w:r>
+      <w:r>
+        <w:t xml:space="preserve">  </w:t>
+      </w:r>
+      <w:r>
+        <w:rPr>
+          <w:i/>
+        </w:rPr>
+        <w:t>Après l'expérience</w:t>
+      </w:r>
+      <w:r>
+        <w:t xml:space="preserve"> : 4,0 / 5</w:t>
+      </w:r>
+    </w:p>
+    <w:p>
+      <w:pPr>
+        <w:spacing w:line="240" w:lineRule="auto" w:after="120"/>
+        <w:jc w:val="both"/>
+      </w:pPr>
+      <w:r/>
+      <w:r>
+        <w:rPr>
+          <w:b/>
+        </w:rPr>
+        <w:t>Justification technique des acquis</w:t>
+      </w:r>
+      <w:r>
+        <w:t xml:space="preserve"> :</w:t>
+      </w:r>
+    </w:p>
+    <w:p>
+      <w:pPr>
+        <w:spacing w:line="240" w:lineRule="auto" w:after="120"/>
+        <w:jc w:val="both"/>
+      </w:pPr>
+      <w:r>
+        <w:t>L'un des défis majeurs a été l'optimisation des performances de rendu graphique et du temps d'exécution des modèles NLP. Pour le traitement multimodal, j'ai configuré le script pour détecter automatiquement et tirer parti des architectures matérielles matérielles disponibles (MPS pour Apple Silicon M1/M2, CUDA pour GPUs NVIDIA), permettant d'accélérer par un facteur 15 l'extraction de similarités CLIP par rapport à un processeur CPU classique. Côté visualisation, afficher un graphe fusionné de 20 641 nœuds et 18 087 arêtes sous forme d'arbre DOM standard provoquait un blocage total du navigateur. J'ai résolu ce problème en intégrant le module Plotly WebGL (`go.Scattergl`), qui déporte le calcul de rendu matriciel directement sur la carte graphique de l'ordinateur client. De plus, j'ai optimisé les temps de chargement de l'application Streamlit en utilisant les décorateurs de cache mémoire (`st.cache_data`) afin d'éviter le re-calcul des algorithmes de centralité ou le re-chargement répété des bases de données CSV lors de chaque interaction sur l'interface.</w:t>
       </w:r>
     </w:p>
     <w:p>
@@ -4370,23 +3461,30 @@
           <w:rFonts w:ascii="Calibri" w:hAnsi="Calibri"/>
           <w:b/>
           <w:color w:val="3B82F6"/>
-          <w:sz w:val="24"/>
+          <w:sz w:val="28"/>
         </w:rPr>
-        <w:t>8.1. Annexe 1 : Matrice SWOT Professionnelle</w:t>
+        <w:t>6.3. Compétence 3 : Gérer des Données</w:t>
       </w:r>
     </w:p>
     <w:p>
       <w:pPr>
-        <w:spacing w:line="276" w:lineRule="auto" w:after="120"/>
+        <w:spacing w:line="240" w:lineRule="auto" w:after="120"/>
         <w:jc w:val="both"/>
       </w:pPr>
-      <w:r>
-        <w:t>La matrice SWOT ci-dessous résume mon profil professionnel à l'issue de ce stage de BUT2 Informatique :</w:t>
+      <w:r/>
+      <w:r>
+        <w:rPr>
+          <w:b/>
+        </w:rPr>
+        <w:t>Auto-évaluation de niveau</w:t>
+      </w:r>
+      <w:r>
+        <w:t xml:space="preserve"> :</w:t>
       </w:r>
     </w:p>
     <w:p>
       <w:pPr>
-        <w:spacing w:line="276" w:lineRule="auto" w:after="120"/>
+        <w:spacing w:line="240" w:lineRule="auto" w:after="120"/>
         <w:ind w:left="576"/>
       </w:pPr>
       <w:r>
@@ -4400,17 +3498,17 @@
       </w:r>
       <w:r>
         <w:rPr>
-          <w:b/>
+          <w:i/>
         </w:rPr>
-        <w:t>Forces (Strengths) - Internes</w:t>
-      </w:r>
-      <w:r>
-        <w:t xml:space="preserve"> :</w:t>
+        <w:t>Avant l'expérience</w:t>
+      </w:r>
+      <w:r>
+        <w:t xml:space="preserve"> : 3,0 / 5</w:t>
       </w:r>
     </w:p>
     <w:p>
       <w:pPr>
-        <w:spacing w:line="276" w:lineRule="auto" w:after="120"/>
+        <w:spacing w:line="240" w:lineRule="auto" w:after="120"/>
         <w:ind w:left="576"/>
       </w:pPr>
       <w:r>
@@ -4420,12 +3518,76 @@
         <w:t xml:space="preserve">•  </w:t>
       </w:r>
       <w:r>
-        <w:t xml:space="preserve">  Maîtrise approfondie des concepts de manipulation de données (Pandas, Numpy) et de traitement de graphes complexes (NetworkX).</w:t>
+        <w:t xml:space="preserve">  </w:t>
+      </w:r>
+      <w:r>
+        <w:rPr>
+          <w:i/>
+        </w:rPr>
+        <w:t>Après l'expérience</w:t>
+      </w:r>
+      <w:r>
+        <w:t xml:space="preserve"> : 4,5 / 5</w:t>
       </w:r>
     </w:p>
     <w:p>
       <w:pPr>
-        <w:spacing w:line="276" w:lineRule="auto" w:after="120"/>
+        <w:spacing w:line="240" w:lineRule="auto" w:after="120"/>
+        <w:jc w:val="both"/>
+      </w:pPr>
+      <w:r/>
+      <w:r>
+        <w:rPr>
+          <w:b/>
+        </w:rPr>
+        <w:t>Justification technique des acquis</w:t>
+      </w:r>
+      <w:r>
+        <w:t xml:space="preserve"> :</w:t>
+      </w:r>
+    </w:p>
+    <w:p>
+      <w:pPr>
+        <w:spacing w:line="240" w:lineRule="auto" w:after="120"/>
+        <w:jc w:val="both"/>
+      </w:pPr>
+      <w:r>
+        <w:t>Ce projet reposait entièrement sur la manipulation de bases de données volumineuses et hétérogènes. J'ai conçu un schéma de données robuste découpé en trois couches structurelles : posts bruts, caractéristiques sémantiques NLP, et caractéristiques structurelles réseau. J'ai mis au point un pipeline complet d'ingénierie des données via la bibliothèque Pandas, incluant la gestion des valeurs manquantes, la déduplication et le filtrage sémantique. J'ai modélisé des graphes complexes sous NetworkX en appliquant des algorithmes de filtrage de degré (retrait des nœuds parasites de degré inférieur à 3) pour éliminer le bruit structurel et isoler le noyau dur des chambres d'écho. L'export des graphes cross-platform a été standardisé sous forme de fichiers GML et de coordonnées JSON précalculées pour assurer la portabilité et la pérennité des données d'affichage.</w:t>
+      </w:r>
+    </w:p>
+    <w:p>
+      <w:pPr>
+        <w:spacing w:before="240" w:after="120"/>
+      </w:pPr>
+      <w:r>
+        <w:rPr>
+          <w:rFonts w:ascii="Calibri" w:hAnsi="Calibri"/>
+          <w:b/>
+          <w:color w:val="3B82F6"/>
+          <w:sz w:val="28"/>
+        </w:rPr>
+        <w:t>6.4. Compétence 5 : Conduire un Projet</w:t>
+      </w:r>
+    </w:p>
+    <w:p>
+      <w:pPr>
+        <w:spacing w:line="240" w:lineRule="auto" w:after="120"/>
+        <w:jc w:val="both"/>
+      </w:pPr>
+      <w:r/>
+      <w:r>
+        <w:rPr>
+          <w:b/>
+        </w:rPr>
+        <w:t>Auto-évaluation de niveau</w:t>
+      </w:r>
+      <w:r>
+        <w:t xml:space="preserve"> :</w:t>
+      </w:r>
+    </w:p>
+    <w:p>
+      <w:pPr>
+        <w:spacing w:line="240" w:lineRule="auto" w:after="120"/>
         <w:ind w:left="576"/>
       </w:pPr>
       <w:r>
@@ -4435,12 +3597,21 @@
         <w:t xml:space="preserve">•  </w:t>
       </w:r>
       <w:r>
-        <w:t xml:space="preserve">  Capacité à intégrer et configurer localement des modèles d'IA multimodaux complexes (CLIP PyTorch) avec accélération matérielle (MPS/CUDA).</w:t>
+        <w:t xml:space="preserve">  </w:t>
+      </w:r>
+      <w:r>
+        <w:rPr>
+          <w:i/>
+        </w:rPr>
+        <w:t>Avant l'expérience</w:t>
+      </w:r>
+      <w:r>
+        <w:t xml:space="preserve"> : 2,0 / 5</w:t>
       </w:r>
     </w:p>
     <w:p>
       <w:pPr>
-        <w:spacing w:line="276" w:lineRule="auto" w:after="120"/>
+        <w:spacing w:line="240" w:lineRule="auto" w:after="120"/>
         <w:ind w:left="576"/>
       </w:pPr>
       <w:r>
@@ -4450,12 +3621,79 @@
         <w:t xml:space="preserve">•  </w:t>
       </w:r>
       <w:r>
-        <w:t xml:space="preserve">  Forte autonomie technique et adaptabilité face aux imprévus d'ingénierie (migration API Reddit vers Hugging Face).</w:t>
+        <w:t xml:space="preserve">  </w:t>
+      </w:r>
+      <w:r>
+        <w:rPr>
+          <w:i/>
+        </w:rPr>
+        <w:t>Après l'expérience</w:t>
+      </w:r>
+      <w:r>
+        <w:t xml:space="preserve"> : 4,0 / 5</w:t>
       </w:r>
     </w:p>
     <w:p>
       <w:pPr>
-        <w:spacing w:line="276" w:lineRule="auto" w:after="120"/>
+        <w:spacing w:line="240" w:lineRule="auto" w:after="120"/>
+        <w:jc w:val="both"/>
+      </w:pPr>
+      <w:r/>
+      <w:r>
+        <w:rPr>
+          <w:b/>
+        </w:rPr>
+        <w:t>Justification technique des acquis</w:t>
+      </w:r>
+      <w:r>
+        <w:t xml:space="preserve"> :</w:t>
+      </w:r>
+    </w:p>
+    <w:p>
+      <w:pPr>
+        <w:spacing w:line="240" w:lineRule="auto" w:after="120"/>
+        <w:jc w:val="both"/>
+      </w:pPr>
+      <w:r>
+        <w:t>En travaillant de manière autonome au sein d'une équipe de recherche internationale, j'ai dû piloter l'avancement de mes livrables de manière extrêmement rigoureuse. Je me suis appuyé sur un plan de développement structuré en 10 semaines, consigné dans un fichier de suivi de projet (`docs/internship_roadmap_wethem.xlsx`), et j'ai documenté mes progrès hebdomadaires dans le fichier d'accompagnement de l'IUT. J'ai su faire preuve d'autonomie et d'adaptation lorsque les contraintes techniques l'imposaient : par exemple, lors du blocage d'accès à l'API Reddit PRAW, j'ai immédiatement pivoté vers une intégration de datasets sémantiques équivalents pré-compilés sur Hugging Face pour ne pas retarder le calendrier du projet. Les revues de sprints hebdomadaires avec la Dr. Shahana Bano m'ont permis d'ajuster continuellement la portée de mes livrables pour répondre parfaitement aux attentes de recherche de l'organisme d'accueil.</w:t>
+      </w:r>
+    </w:p>
+    <w:p>
+      <w:r>
+        <w:br w:type="page"/>
+      </w:r>
+    </w:p>
+    <w:p>
+      <w:pPr>
+        <w:spacing w:before="240" w:after="120"/>
+      </w:pPr>
+      <w:r>
+        <w:rPr>
+          <w:rFonts w:ascii="Calibri" w:hAnsi="Calibri"/>
+          <w:b/>
+          <w:color w:val="3B82F6"/>
+          <w:sz w:val="36"/>
+        </w:rPr>
+        <w:t>7. GLOSSAIRE ET BIBLIOGRAPHIE</w:t>
+      </w:r>
+    </w:p>
+    <w:p>
+      <w:pPr>
+        <w:spacing w:before="240" w:after="120"/>
+      </w:pPr>
+      <w:r>
+        <w:rPr>
+          <w:rFonts w:ascii="Calibri" w:hAnsi="Calibri"/>
+          <w:b/>
+          <w:color w:val="3B82F6"/>
+          <w:sz w:val="28"/>
+        </w:rPr>
+        <w:t>7.1. Glossaire Technique</w:t>
+      </w:r>
+    </w:p>
+    <w:p>
+      <w:pPr>
+        <w:spacing w:line="240" w:lineRule="auto" w:after="120"/>
         <w:ind w:left="576"/>
       </w:pPr>
       <w:r>
@@ -4465,12 +3703,21 @@
         <w:t xml:space="preserve">•  </w:t>
       </w:r>
       <w:r>
-        <w:t xml:space="preserve">  Rigueur dans la conception d'interfaces soignées, sobres et optimisées (Streamlit WebGL).</w:t>
+        <w:t xml:space="preserve">  </w:t>
+      </w:r>
+      <w:r>
+        <w:rPr>
+          <w:b/>
+        </w:rPr>
+        <w:t>Modularité (Modularity Score $Q$)</w:t>
+      </w:r>
+      <w:r>
+        <w:t xml:space="preserve"> : Métrique de théorie des graphes mesurant la force de la division d'un réseau en modules ou communautés. Un score proche de 1 indique que les nœuds internes d'un module possèdent de nombreuses liaisons réciproques, mais presque aucune liaison avec l'extérieur.</w:t>
       </w:r>
     </w:p>
     <w:p>
       <w:pPr>
-        <w:spacing w:line="276" w:lineRule="auto" w:after="120"/>
+        <w:spacing w:line="240" w:lineRule="auto" w:after="120"/>
         <w:ind w:left="576"/>
       </w:pPr>
       <w:r>
@@ -4486,15 +3733,15 @@
         <w:rPr>
           <w:b/>
         </w:rPr>
-        <w:t>Faiblesses (Weaknesses) - Internes</w:t>
-      </w:r>
-      <w:r>
-        <w:t xml:space="preserve"> :</w:t>
+        <w:t>CLIP (Contrastive Language-Image Pre-training)</w:t>
+      </w:r>
+      <w:r>
+        <w:t xml:space="preserve"> : Architecture de réseau de neurones profonds développée par OpenAI, entraînée pour projeter conjointement des images et des textes dans un espace vectoriel sémantique commun afin de mesurer leur degré d'alignement ou de réaliser de la classification zero-shot.</w:t>
       </w:r>
     </w:p>
     <w:p>
       <w:pPr>
-        <w:spacing w:line="276" w:lineRule="auto" w:after="120"/>
+        <w:spacing w:line="240" w:lineRule="auto" w:after="120"/>
         <w:ind w:left="576"/>
       </w:pPr>
       <w:r>
@@ -4504,12 +3751,21 @@
         <w:t xml:space="preserve">•  </w:t>
       </w:r>
       <w:r>
-        <w:t xml:space="preserve">  Manque initial d'expérience théorique sur les fondements mathématiques de la théorie des graphes, comblé par des lectures scientifiques au cours des premières semaines.</w:t>
+        <w:t xml:space="preserve">  </w:t>
+      </w:r>
+      <w:r>
+        <w:rPr>
+          <w:b/>
+        </w:rPr>
+        <w:t>Zero-Shot Classification</w:t>
+      </w:r>
+      <w:r>
+        <w:t xml:space="preserve"> : Capacité d'un modèle d'apprentissage profond à classifier correctement des données (images, textes) dans des catégories sémantiques pour lesquelles il n'a reçu aucun exemple d'entraînement explicite préalable, en exploitant uniquement des descriptions textuelles.</w:t>
       </w:r>
     </w:p>
     <w:p>
       <w:pPr>
-        <w:spacing w:line="276" w:lineRule="auto" w:after="120"/>
+        <w:spacing w:line="240" w:lineRule="auto" w:after="120"/>
         <w:ind w:left="576"/>
       </w:pPr>
       <w:r>
@@ -4519,12 +3775,21 @@
         <w:t xml:space="preserve">•  </w:t>
       </w:r>
       <w:r>
-        <w:t xml:space="preserve">  Tendance à vouloir développer toutes les fonctionnalités en local, ce qui nécessite une phase d'adaptation pour intégrer des APIs distantes payantes ou soumises à des quotas (Perspective API).</w:t>
+        <w:t xml:space="preserve">  </w:t>
+      </w:r>
+      <w:r>
+        <w:rPr>
+          <w:b/>
+        </w:rPr>
+        <w:t>Perspective API</w:t>
+      </w:r>
+      <w:r>
+        <w:t xml:space="preserve"> : Service web basé sur l'apprentissage automatique développé par Jigsaw (filiale de Google), permettant d'évaluer la toxicité contextuelle d'un texte et de fournir une note probabiliste représentant le risque qu'un commentaire soit perçu comme abusif ou agressif.</w:t>
       </w:r>
     </w:p>
     <w:p>
       <w:pPr>
-        <w:spacing w:line="276" w:lineRule="auto" w:after="120"/>
+        <w:spacing w:line="240" w:lineRule="auto" w:after="120"/>
         <w:ind w:left="576"/>
       </w:pPr>
       <w:r>
@@ -4540,15 +3805,15 @@
         <w:rPr>
           <w:b/>
         </w:rPr>
-        <w:t>Opportunités (Opportunities) - Externes</w:t>
-      </w:r>
-      <w:r>
-        <w:t xml:space="preserve"> :</w:t>
+        <w:t>Similarité Cosinus</w:t>
+      </w:r>
+      <w:r>
+        <w:t xml:space="preserve"> : Mesure de similarité entre deux vecteurs non nuls projetés dans un espace multidimensionnel, calculant le cosinus de l'angle qui les sépare. Utilisée pour évaluer la proximité conceptuelle de deux représentations sémantiques.</w:t>
       </w:r>
     </w:p>
     <w:p>
       <w:pPr>
-        <w:spacing w:line="276" w:lineRule="auto" w:after="120"/>
+        <w:spacing w:line="240" w:lineRule="auto" w:after="120"/>
         <w:ind w:left="576"/>
       </w:pPr>
       <w:r>
@@ -4558,12 +3823,21 @@
         <w:t xml:space="preserve">•  </w:t>
       </w:r>
       <w:r>
-        <w:t xml:space="preserve">  Poursuite d'études vers des cycles ingénieurs ou Masters de recherche en Intelligence Artificielle et Data Science.</w:t>
+        <w:t xml:space="preserve">  </w:t>
+      </w:r>
+      <w:r>
+        <w:rPr>
+          <w:b/>
+        </w:rPr>
+        <w:t>SNA (Social Network Analysis)</w:t>
+      </w:r>
+      <w:r>
+        <w:t xml:space="preserve"> : Méthodologie scientifique appliquant la théorie des graphes à la modélisation et à l'étude des structures d'interactions sociales, des flux d'information et de l'influence relative des individus au sein d'un groupe.</w:t>
       </w:r>
     </w:p>
     <w:p>
       <w:pPr>
-        <w:spacing w:line="276" w:lineRule="auto" w:after="120"/>
+        <w:spacing w:line="240" w:lineRule="auto" w:after="120"/>
         <w:ind w:left="576"/>
       </w:pPr>
       <w:r>
@@ -4573,12 +3847,21 @@
         <w:t xml:space="preserve">•  </w:t>
       </w:r>
       <w:r>
-        <w:t xml:space="preserve">  Valorisation d'une expérience professionnelle à l'étranger (Écosse) attestant d'une capacité à travailler dans un environnement anglophone.</w:t>
+        <w:t xml:space="preserve">  </w:t>
+      </w:r>
+      <w:r>
+        <w:rPr>
+          <w:b/>
+        </w:rPr>
+        <w:t>MPS (Metal Performance Shaders)</w:t>
+      </w:r>
+      <w:r>
+        <w:t xml:space="preserve"> : Framework d'accélération matérielle d'Apple permettant de déporter les calculs matriciels lourds (tels que ceux des modèles de Deep Learning sous PyTorch) directement sur les processeurs graphiques unifiés des architectures Apple Silicon (M1/M2/M3).</w:t>
       </w:r>
     </w:p>
     <w:p>
       <w:pPr>
-        <w:spacing w:line="276" w:lineRule="auto" w:after="120"/>
+        <w:spacing w:line="240" w:lineRule="auto" w:after="120"/>
         <w:ind w:left="576"/>
       </w:pPr>
       <w:r>
@@ -4588,12 +3871,197 @@
         <w:t xml:space="preserve">•  </w:t>
       </w:r>
       <w:r>
-        <w:t xml:space="preserve">  Demande industrielle et académique croissante pour des profils capables de traduire des théories scientifiques complexes en outils logiciels utilisables par des non-informaticiens.</w:t>
+        <w:t xml:space="preserve">  </w:t>
+      </w:r>
+      <w:r>
+        <w:rPr>
+          <w:b/>
+        </w:rPr>
+        <w:t>GML (Graph Modeling Language)</w:t>
+      </w:r>
+      <w:r>
+        <w:t xml:space="preserve"> : Format textuel standardisé et hautement portable permettant de stocker les informations topologiques d'un graphe (nœuds, arêtes, poids, attributs sémantiques) et compatible avec la majorité des logiciels de théorie des graphes (Gephi, Cytoscape, NetworkX).</w:t>
       </w:r>
     </w:p>
     <w:p>
       <w:pPr>
-        <w:spacing w:line="276" w:lineRule="auto" w:after="120"/>
+        <w:spacing w:before="240" w:after="120"/>
+      </w:pPr>
+      <w:r>
+        <w:rPr>
+          <w:rFonts w:ascii="Calibri" w:hAnsi="Calibri"/>
+          <w:b/>
+          <w:color w:val="3B82F6"/>
+          <w:sz w:val="28"/>
+        </w:rPr>
+        <w:t>7.2. Bibliographie Académique</w:t>
+      </w:r>
+    </w:p>
+    <w:p>
+      <w:pPr>
+        <w:spacing w:line="240" w:lineRule="auto" w:after="120"/>
+        <w:ind w:left="576"/>
+      </w:pPr>
+      <w:r>
+        <w:rPr>
+          <w:b/>
+        </w:rPr>
+        <w:t xml:space="preserve">1.  </w:t>
+      </w:r>
+      <w:r>
+        <w:t xml:space="preserve">Bastian, M., Heymann, S., &amp; Jacomy, M. (2009). </w:t>
+      </w:r>
+      <w:r>
+        <w:rPr>
+          <w:i/>
+        </w:rPr>
+        <w:t>Gephi: an open source software for exploring and manipulating networks</w:t>
+      </w:r>
+      <w:r>
+        <w:t>. International AAAI Conference on Weblogs and Social Media.</w:t>
+      </w:r>
+    </w:p>
+    <w:p>
+      <w:pPr>
+        <w:spacing w:line="240" w:lineRule="auto" w:after="120"/>
+        <w:ind w:left="576"/>
+      </w:pPr>
+      <w:r>
+        <w:rPr>
+          <w:b/>
+        </w:rPr>
+        <w:t xml:space="preserve">2.  </w:t>
+      </w:r>
+      <w:r>
+        <w:t xml:space="preserve">Blondel, V. D., Guillaume, J. L., Lambiotte, R., &amp; Lefebvre, E. (2008). </w:t>
+      </w:r>
+      <w:r>
+        <w:rPr>
+          <w:i/>
+        </w:rPr>
+        <w:t>Fast unfolding of communities in large networks</w:t>
+      </w:r>
+      <w:r>
+        <w:t>. Journal of Statistical Mechanics: Theory and Experiment, 2008(10), P10008.</w:t>
+      </w:r>
+    </w:p>
+    <w:p>
+      <w:pPr>
+        <w:spacing w:line="240" w:lineRule="auto" w:after="120"/>
+        <w:ind w:left="576"/>
+      </w:pPr>
+      <w:r>
+        <w:rPr>
+          <w:b/>
+        </w:rPr>
+        <w:t xml:space="preserve">3.  </w:t>
+      </w:r>
+      <w:r>
+        <w:t xml:space="preserve">Radford, A., Kim, J. W., Hallacy, C., Ramesh, A., Goh, G., Agarwal, S., Sastry, G., Askell, A., Mishkin, P., Clark, J., Krueger, G., &amp; Sutskever, I. (2021). </w:t>
+      </w:r>
+      <w:r>
+        <w:rPr>
+          <w:i/>
+        </w:rPr>
+        <w:t>Learning Transferable Visual Models From Natural Language Supervision</w:t>
+      </w:r>
+      <w:r>
+        <w:t>. International Conference on Machine Learning (ICML).</w:t>
+      </w:r>
+    </w:p>
+    <w:p>
+      <w:pPr>
+        <w:spacing w:line="240" w:lineRule="auto" w:after="120"/>
+        <w:ind w:left="576"/>
+      </w:pPr>
+      <w:r>
+        <w:rPr>
+          <w:b/>
+        </w:rPr>
+        <w:t xml:space="preserve">4.  </w:t>
+      </w:r>
+      <w:r>
+        <w:t xml:space="preserve">Jigsaw, Google. (2020). </w:t>
+      </w:r>
+      <w:r>
+        <w:rPr>
+          <w:i/>
+        </w:rPr>
+        <w:t>Perspective API Technical Documentation: Modeling and Quantifying Hateful and Toxic Language</w:t>
+      </w:r>
+      <w:r>
+        <w:t>. Google Developer Resources.</w:t>
+      </w:r>
+    </w:p>
+    <w:p>
+      <w:pPr>
+        <w:spacing w:line="240" w:lineRule="auto" w:after="120"/>
+        <w:ind w:left="576"/>
+      </w:pPr>
+      <w:r>
+        <w:rPr>
+          <w:b/>
+        </w:rPr>
+        <w:t xml:space="preserve">5.  </w:t>
+      </w:r>
+      <w:r>
+        <w:t xml:space="preserve">Conover, M. D., Ratkiewicz, J., Francisco, M., Gonçalves, B., Menczer, F., &amp; Flammini, A. (2011). </w:t>
+      </w:r>
+      <w:r>
+        <w:rPr>
+          <w:i/>
+        </w:rPr>
+        <w:t>Political polarization on twitter</w:t>
+      </w:r>
+      <w:r>
+        <w:t>. International AAAI Conference on Webgraphs and Social Media.</w:t>
+      </w:r>
+    </w:p>
+    <w:p>
+      <w:r>
+        <w:br w:type="page"/>
+      </w:r>
+    </w:p>
+    <w:p>
+      <w:pPr>
+        <w:spacing w:before="240" w:after="120"/>
+      </w:pPr>
+      <w:r>
+        <w:rPr>
+          <w:rFonts w:ascii="Calibri" w:hAnsi="Calibri"/>
+          <w:b/>
+          <w:color w:val="3B82F6"/>
+          <w:sz w:val="36"/>
+        </w:rPr>
+        <w:t>8. ANNEXES</w:t>
+      </w:r>
+    </w:p>
+    <w:p>
+      <w:pPr>
+        <w:spacing w:before="240" w:after="120"/>
+      </w:pPr>
+      <w:r>
+        <w:rPr>
+          <w:rFonts w:ascii="Calibri" w:hAnsi="Calibri"/>
+          <w:b/>
+          <w:color w:val="3B82F6"/>
+          <w:sz w:val="28"/>
+        </w:rPr>
+        <w:t>8.1. Annexe 1 : Matrice SWOT Professionnelle</w:t>
+      </w:r>
+    </w:p>
+    <w:p>
+      <w:pPr>
+        <w:spacing w:line="240" w:lineRule="auto" w:after="120"/>
+        <w:jc w:val="both"/>
+      </w:pPr>
+      <w:r>
+        <w:t>La matrice SWOT ci-dessous résume mon profil professionnel à l'issue de ce stage de BUT2 Informatique :</w:t>
+      </w:r>
+    </w:p>
+    <w:p>
+      <w:pPr>
+        <w:spacing w:line="240" w:lineRule="auto" w:after="120"/>
         <w:ind w:left="576"/>
       </w:pPr>
       <w:r>
@@ -4609,7 +4077,7 @@
         <w:rPr>
           <w:b/>
         </w:rPr>
-        <w:t>Menaces (Threats) - Externes</w:t>
+        <w:t>Forces (Strengths) - Internes</w:t>
       </w:r>
       <w:r>
         <w:t xml:space="preserve"> :</w:t>
@@ -4617,7 +4085,7 @@
     </w:p>
     <w:p>
       <w:pPr>
-        <w:spacing w:line="276" w:lineRule="auto" w:after="120"/>
+        <w:spacing w:line="240" w:lineRule="auto" w:after="120"/>
         <w:ind w:left="576"/>
       </w:pPr>
       <w:r>
@@ -4627,12 +4095,12 @@
         <w:t xml:space="preserve">•  </w:t>
       </w:r>
       <w:r>
-        <w:t xml:space="preserve">  Évolution extrêmement rapide des frameworks d'IA (Hugging Face, PyTorch) nécessitant une veille technologique constante sous peine d'obsolescence rapide des scripts développés.</w:t>
+        <w:t xml:space="preserve">  Maîtrise approfondie des concepts de manipulation de données (Pandas, Numpy) et de traitement de graphes complexes (NetworkX).</w:t>
       </w:r>
     </w:p>
     <w:p>
       <w:pPr>
-        <w:spacing w:line="276" w:lineRule="auto" w:after="120"/>
+        <w:spacing w:line="240" w:lineRule="auto" w:after="120"/>
         <w:ind w:left="576"/>
       </w:pPr>
       <w:r>
@@ -4642,12 +4110,214 @@
         <w:t xml:space="preserve">•  </w:t>
       </w:r>
       <w:r>
-        <w:t xml:space="preserve">  Durcissement des politiques d'accès aux APIs des réseaux sociaux (Twitter, Reddit, YouTube), obligeant à concevoir de nouvelles stratégies d'acquisition de données alternatives.</w:t>
+        <w:t xml:space="preserve">  Capacité à intégrer et configurer localement des modèles d'IA multimodaux complexes (CLIP PyTorch) avec accélération matérielle (MPS/CUDA).</w:t>
       </w:r>
     </w:p>
     <w:p>
-      <w:r>
-        <w:br w:type="page"/>
+      <w:pPr>
+        <w:spacing w:line="240" w:lineRule="auto" w:after="120"/>
+        <w:ind w:left="576"/>
+      </w:pPr>
+      <w:r>
+        <w:rPr>
+          <w:b/>
+        </w:rPr>
+        <w:t xml:space="preserve">•  </w:t>
+      </w:r>
+      <w:r>
+        <w:t xml:space="preserve">  Forte autonomie technique et adaptabilité face aux imprévus d'ingénierie (migration API Reddit vers Hugging Face).</w:t>
+      </w:r>
+    </w:p>
+    <w:p>
+      <w:pPr>
+        <w:spacing w:line="240" w:lineRule="auto" w:after="120"/>
+        <w:ind w:left="576"/>
+      </w:pPr>
+      <w:r>
+        <w:rPr>
+          <w:b/>
+        </w:rPr>
+        <w:t xml:space="preserve">•  </w:t>
+      </w:r>
+      <w:r>
+        <w:t xml:space="preserve">  Rigueur dans la conception d'interfaces soignées, sobres et optimisées (Streamlit WebGL).</w:t>
+      </w:r>
+    </w:p>
+    <w:p>
+      <w:pPr>
+        <w:spacing w:line="240" w:lineRule="auto" w:after="120"/>
+        <w:ind w:left="576"/>
+      </w:pPr>
+      <w:r>
+        <w:rPr>
+          <w:b/>
+        </w:rPr>
+        <w:t xml:space="preserve">•  </w:t>
+      </w:r>
+      <w:r>
+        <w:t xml:space="preserve">  </w:t>
+      </w:r>
+      <w:r>
+        <w:rPr>
+          <w:b/>
+        </w:rPr>
+        <w:t>Faiblesses (Weaknesses) - Internes</w:t>
+      </w:r>
+      <w:r>
+        <w:t xml:space="preserve"> :</w:t>
+      </w:r>
+    </w:p>
+    <w:p>
+      <w:pPr>
+        <w:spacing w:line="240" w:lineRule="auto" w:after="120"/>
+        <w:ind w:left="576"/>
+      </w:pPr>
+      <w:r>
+        <w:rPr>
+          <w:b/>
+        </w:rPr>
+        <w:t xml:space="preserve">•  </w:t>
+      </w:r>
+      <w:r>
+        <w:t xml:space="preserve">  Manque initial d'expérience théorique sur les fondements mathématiques de la théorie des graphes, comblé par des lectures scientifiques au cours des premières semaines.</w:t>
+      </w:r>
+    </w:p>
+    <w:p>
+      <w:pPr>
+        <w:spacing w:line="240" w:lineRule="auto" w:after="120"/>
+        <w:ind w:left="576"/>
+      </w:pPr>
+      <w:r>
+        <w:rPr>
+          <w:b/>
+        </w:rPr>
+        <w:t xml:space="preserve">•  </w:t>
+      </w:r>
+      <w:r>
+        <w:t xml:space="preserve">  Tendance à vouloir développer toutes les fonctionnalités en local, ce qui nécessite une phase d'adaptation pour intégrer des APIs distantes payantes ou soumises à des quotas (Perspective API).</w:t>
+      </w:r>
+    </w:p>
+    <w:p>
+      <w:pPr>
+        <w:spacing w:line="240" w:lineRule="auto" w:after="120"/>
+        <w:ind w:left="576"/>
+      </w:pPr>
+      <w:r>
+        <w:rPr>
+          <w:b/>
+        </w:rPr>
+        <w:t xml:space="preserve">•  </w:t>
+      </w:r>
+      <w:r>
+        <w:t xml:space="preserve">  </w:t>
+      </w:r>
+      <w:r>
+        <w:rPr>
+          <w:b/>
+        </w:rPr>
+        <w:t>Opportunités (Opportunities) - Externes</w:t>
+      </w:r>
+      <w:r>
+        <w:t xml:space="preserve"> :</w:t>
+      </w:r>
+    </w:p>
+    <w:p>
+      <w:pPr>
+        <w:spacing w:line="240" w:lineRule="auto" w:after="120"/>
+        <w:ind w:left="576"/>
+      </w:pPr>
+      <w:r>
+        <w:rPr>
+          <w:b/>
+        </w:rPr>
+        <w:t xml:space="preserve">•  </w:t>
+      </w:r>
+      <w:r>
+        <w:t xml:space="preserve">  Poursuite d'études vers des cycles ingénieurs ou Masters de recherche en Intelligence Artificielle et Data Science.</w:t>
+      </w:r>
+    </w:p>
+    <w:p>
+      <w:pPr>
+        <w:spacing w:line="240" w:lineRule="auto" w:after="120"/>
+        <w:ind w:left="576"/>
+      </w:pPr>
+      <w:r>
+        <w:rPr>
+          <w:b/>
+        </w:rPr>
+        <w:t xml:space="preserve">•  </w:t>
+      </w:r>
+      <w:r>
+        <w:t xml:space="preserve">  Valorisation d'une expérience professionnelle à l'étranger (Écosse) attestant d'une capacité à travailler dans un environnement anglophone.</w:t>
+      </w:r>
+    </w:p>
+    <w:p>
+      <w:pPr>
+        <w:spacing w:line="240" w:lineRule="auto" w:after="120"/>
+        <w:ind w:left="576"/>
+      </w:pPr>
+      <w:r>
+        <w:rPr>
+          <w:b/>
+        </w:rPr>
+        <w:t xml:space="preserve">•  </w:t>
+      </w:r>
+      <w:r>
+        <w:t xml:space="preserve">  Demande industrielle et académique croissante pour des profils capables de traduire des théories scientifiques complexes en outils logiciels utilisables par des non-informaticiens.</w:t>
+      </w:r>
+    </w:p>
+    <w:p>
+      <w:pPr>
+        <w:spacing w:line="240" w:lineRule="auto" w:after="120"/>
+        <w:ind w:left="576"/>
+      </w:pPr>
+      <w:r>
+        <w:rPr>
+          <w:b/>
+        </w:rPr>
+        <w:t xml:space="preserve">•  </w:t>
+      </w:r>
+      <w:r>
+        <w:t xml:space="preserve">  </w:t>
+      </w:r>
+      <w:r>
+        <w:rPr>
+          <w:b/>
+        </w:rPr>
+        <w:t>Menaces (Threats) - Externes</w:t>
+      </w:r>
+      <w:r>
+        <w:t xml:space="preserve"> :</w:t>
+      </w:r>
+    </w:p>
+    <w:p>
+      <w:pPr>
+        <w:spacing w:line="240" w:lineRule="auto" w:after="120"/>
+        <w:ind w:left="576"/>
+      </w:pPr>
+      <w:r>
+        <w:rPr>
+          <w:b/>
+        </w:rPr>
+        <w:t xml:space="preserve">•  </w:t>
+      </w:r>
+      <w:r>
+        <w:t xml:space="preserve">  Évolution extrêmement rapide des frameworks d'IA (Hugging Face, PyTorch) nécessitant une veille technologique constante sous peine d'obsolescence rapide des scripts développés.</w:t>
+      </w:r>
+    </w:p>
+    <w:p>
+      <w:pPr>
+        <w:spacing w:line="240" w:lineRule="auto" w:after="120"/>
+        <w:ind w:left="576"/>
+      </w:pPr>
+      <w:r>
+        <w:rPr>
+          <w:b/>
+        </w:rPr>
+        <w:t xml:space="preserve">•  </w:t>
+      </w:r>
+      <w:r>
+        <w:t xml:space="preserve">  Durcissement des politiques d'accès aux APIs des réseaux sociaux (Twitter, Reddit, YouTube), obligeant à concevoir de nouvelles stratégies d'acquisition de données alternatives.</w:t>
       </w:r>
     </w:p>
     <w:p>
@@ -4659,14 +4329,14 @@
           <w:rFonts w:ascii="Calibri" w:hAnsi="Calibri"/>
           <w:b/>
           <w:color w:val="3B82F6"/>
-          <w:sz w:val="24"/>
+          <w:sz w:val="28"/>
         </w:rPr>
         <w:t>8.2. Annexe 2 : Déclaration d'Utilisation Responsable des Outils d'Intelligence Artificielle (Sources IA)</w:t>
       </w:r>
     </w:p>
     <w:p>
       <w:pPr>
-        <w:spacing w:line="276" w:lineRule="auto" w:after="120"/>
+        <w:spacing w:line="240" w:lineRule="auto" w:after="120"/>
         <w:jc w:val="both"/>
       </w:pPr>
       <w:r>
@@ -4689,7 +4359,7 @@
     </w:p>
     <w:p>
       <w:pPr>
-        <w:spacing w:line="276" w:lineRule="auto" w:after="120"/>
+        <w:spacing w:line="240" w:lineRule="auto" w:after="120"/>
         <w:jc w:val="both"/>
       </w:pPr>
       <w:r>
@@ -4721,16 +4391,16 @@
     </w:p>
     <w:p>
       <w:pPr>
-        <w:spacing w:line="276" w:lineRule="auto" w:after="120"/>
+        <w:spacing w:line="240" w:lineRule="auto" w:after="120"/>
         <w:jc w:val="both"/>
       </w:pPr>
       <w:r>
-        <w:t>Toute la structure méthodologique, le choix des équations de polarisation, la conception du graphe de fusion, le pipeline de nettoyage sémantique et la rédaction réflexive de ce rapport de stage relèvent entièrement de mon travail intellectuel personnel et de la validation empirique réalisée en collaboration avec mon tuteur, le Dr. John Smith.</w:t>
+        <w:t>Toute la structure méthodologique, le choix des équations de polarisation, la conception du graphe de fusion, le pipeline de nettoyage sémantique et la rédaction réflexive de ce rapport de stage relèvent entièrement de mon travail intellectuel personnel et de la validation empirique réalisée en collaboration avec ma tutrice, la Dr. Shahana Bano.</w:t>
       </w:r>
     </w:p>
     <w:p>
       <w:pPr>
-        <w:spacing w:line="276" w:lineRule="auto" w:after="120"/>
+        <w:spacing w:line="240" w:lineRule="auto" w:after="120"/>
         <w:jc w:val="both"/>
       </w:pPr>
       <w:r>
@@ -4739,7 +4409,7 @@
     </w:p>
     <w:p>
       <w:pPr>
-        <w:spacing w:line="276" w:lineRule="auto" w:after="120"/>
+        <w:spacing w:line="240" w:lineRule="auto" w:after="120"/>
         <w:ind w:left="576"/>
       </w:pPr>
       <w:r>
@@ -4763,7 +4433,7 @@
     </w:p>
     <w:p>
       <w:pPr>
-        <w:spacing w:line="276" w:lineRule="auto" w:after="120"/>
+        <w:spacing w:line="240" w:lineRule="auto" w:after="120"/>
         <w:ind w:left="576"/>
       </w:pPr>
       <w:r>
@@ -4787,7 +4457,7 @@
     </w:p>
     <w:p>
       <w:pPr>
-        <w:spacing w:line="276" w:lineRule="auto" w:after="120"/>
+        <w:spacing w:line="240" w:lineRule="auto" w:after="120"/>
         <w:ind w:left="576"/>
       </w:pPr>
       <w:r>
@@ -4811,7 +4481,7 @@
     </w:p>
     <w:p>
       <w:pPr>
-        <w:spacing w:line="276" w:lineRule="auto" w:after="120"/>
+        <w:spacing w:line="240" w:lineRule="auto" w:after="120"/>
         <w:jc w:val="both"/>
       </w:pPr>
       <w:r>
@@ -4828,14 +4498,69 @@
       </w:r>
     </w:p>
     <w:sectPr>
-      <w:headerReference w:type="default" r:id="rId9"/>
+      <w:footerReference w:type="default" r:id="rId11"/>
       <w:pgSz w:w="12240" w:h="15840"/>
       <w:pgMar w:top="1440" w:right="1440" w:bottom="1440" w:left="1440" w:header="720" w:footer="720" w:gutter="0"/>
       <w:cols w:space="720"/>
+      <w:titlePg/>
       <w:docGrid w:linePitch="360"/>
     </w:sectPr>
   </w:body>
 </w:document>
+</file>
+
+<file path=word/footer1.xml><?xml version="1.0" encoding="utf-8"?>
+<w:ftr xmlns:m="http://schemas.openxmlformats.org/officeDocument/2006/math" xmlns:mc="http://schemas.openxmlformats.org/markup-compatibility/2006" xmlns:mo="http://schemas.microsoft.com/office/mac/office/2008/main" xmlns:mv="urn:schemas-microsoft-com:mac:vml" xmlns:o="urn:schemas-microsoft-com:office:office" xmlns:r="http://schemas.openxmlformats.org/officeDocument/2006/relationships" xmlns:v="urn:schemas-microsoft-com:vml" xmlns:w10="urn:schemas-microsoft-com:office:word" xmlns:w14="http://schemas.microsoft.com/office/word/2010/wordml" xmlns:w="http://schemas.openxmlformats.org/wordprocessingml/2006/main" xmlns:wne="http://schemas.microsoft.com/office/word/2006/wordml" xmlns:wp14="http://schemas.microsoft.com/office/word/2010/wordprocessingDrawing" xmlns:wp="http://schemas.openxmlformats.org/drawingml/2006/wordprocessingDrawing" xmlns:wpc="http://schemas.microsoft.com/office/word/2010/wordprocessingCanvas" xmlns:wpg="http://schemas.microsoft.com/office/word/2010/wordprocessingGroup" xmlns:wpi="http://schemas.microsoft.com/office/word/2010/wordprocessingInk" xmlns:wps="http://schemas.microsoft.com/office/word/2010/wordprocessingShape" mc:Ignorable="w14 wp14">
+  <w:p>
+    <w:pPr>
+      <w:pStyle w:val="Footer"/>
+      <w:tabs>
+        <w:tab w:pos="9360" w:val="right"/>
+      </w:tabs>
+      <w:jc w:val="left"/>
+    </w:pPr>
+    <w:r>
+      <w:rPr>
+        <w:rFonts w:ascii="Calibri" w:hAnsi="Calibri"/>
+        <w:color w:val="787878"/>
+        <w:sz w:val="17"/>
+      </w:rPr>
+      <w:t>Milan LOI | ÉTUDE DE LA POLARISATION DISCURSIVE</w:t>
+      <w:tab/>
+    </w:r>
+    <w:r>
+      <w:rPr>
+        <w:rFonts w:ascii="Calibri" w:hAnsi="Calibri"/>
+        <w:color w:val="787878"/>
+        <w:sz w:val="17"/>
+      </w:rPr>
+      <w:fldChar w:fldCharType="begin"/>
+      <w:instrText xml:space="preserve">PAGE</w:instrText>
+      <w:fldChar w:fldCharType="separate"/>
+      <w:fldChar w:fldCharType="end"/>
+    </w:r>
+  </w:p>
+</w:ftr>
+</file>
+
+<file path=word/footer2.xml><?xml version="1.0" encoding="utf-8"?>
+<w:ftr xmlns:m="http://schemas.openxmlformats.org/officeDocument/2006/math" xmlns:mc="http://schemas.openxmlformats.org/markup-compatibility/2006" xmlns:mo="http://schemas.microsoft.com/office/mac/office/2008/main" xmlns:mv="urn:schemas-microsoft-com:mac:vml" xmlns:o="urn:schemas-microsoft-com:office:office" xmlns:r="http://schemas.openxmlformats.org/officeDocument/2006/relationships" xmlns:v="urn:schemas-microsoft-com:vml" xmlns:w10="urn:schemas-microsoft-com:office:word" xmlns:w14="http://schemas.microsoft.com/office/word/2010/wordml" xmlns:w="http://schemas.openxmlformats.org/wordprocessingml/2006/main" xmlns:wne="http://schemas.microsoft.com/office/word/2006/wordml" xmlns:wp14="http://schemas.microsoft.com/office/word/2010/wordprocessingDrawing" xmlns:wp="http://schemas.openxmlformats.org/drawingml/2006/wordprocessingDrawing" xmlns:wpc="http://schemas.microsoft.com/office/word/2010/wordprocessingCanvas" xmlns:wpg="http://schemas.microsoft.com/office/word/2010/wordprocessingGroup" xmlns:wpi="http://schemas.microsoft.com/office/word/2010/wordprocessingInk" xmlns:wps="http://schemas.microsoft.com/office/word/2010/wordprocessingShape" mc:Ignorable="w14 wp14">
+  <w:p>
+    <w:pPr>
+      <w:pStyle w:val="Footer"/>
+      <w:jc w:val="left"/>
+    </w:pPr>
+    <w:r/>
+    <w:r>
+      <w:rPr>
+        <w:rFonts w:ascii="Calibri" w:hAnsi="Calibri"/>
+        <w:color w:val="787878"/>
+        <w:sz w:val="17"/>
+      </w:rPr>
+      <w:t>Milan LOI | ÉTUDE DE LA POLARISATION DISCURSIVE</w:t>
+    </w:r>
+  </w:p>
+</w:ftr>
 </file>
 
 <file path=word/header1.xml><?xml version="1.0" encoding="utf-8"?>
